--- a/Results/single_algorithm/wMKL/transNEO_Summary_of_clinical_variables.docx
+++ b/Results/single_algorithm/wMKL/transNEO_Summary_of_clinical_variables.docx
@@ -160,27 +160,17 @@
               <w:pStyle w:stlname="Normal" w:val="Normal"/>
             </w:pPr>
             <w:r>
-              <w:t>   35</w:t>
-            </w:r>
-          </w:p>
-        </w:tc>
-        <w:tc>
-          <w:p>
-            <w:pPr>
-              <w:pStyle w:stlname="Normal" w:val="Normal"/>
-            </w:pPr>
-            <w:r>
-              <w:t>    2</w:t>
-            </w:r>
-          </w:p>
-        </w:tc>
-        <w:tc>
-          <w:p>
-            <w:pPr>
-              <w:pStyle w:stlname="Normal" w:val="Normal"/>
-            </w:pPr>
-            <w:r>
-              <w:t>   14</w:t>
+              <w:t>   42</w:t>
+            </w:r>
+          </w:p>
+        </w:tc>
+        <w:tc>
+          <w:p>
+            <w:pPr>
+              <w:pStyle w:stlname="Normal" w:val="Normal"/>
+            </w:pPr>
+            <w:r>
+              <w:t>   37</w:t>
             </w:r>
           </w:p>
         </w:tc>
@@ -200,7 +190,27 @@
               <w:pStyle w:stlname="Normal" w:val="Normal"/>
             </w:pPr>
             <w:r>
-              <w:t>   48</w:t>
+              <w:t>   12</w:t>
+            </w:r>
+          </w:p>
+        </w:tc>
+        <w:tc>
+          <w:p>
+            <w:pPr>
+              <w:pStyle w:stlname="Normal" w:val="Normal"/>
+            </w:pPr>
+            <w:r>
+              <w:t>   12</w:t>
+            </w:r>
+          </w:p>
+        </w:tc>
+        <w:tc>
+          <w:p>
+            <w:pPr>
+              <w:pStyle w:stlname="Normal" w:val="Normal"/>
+            </w:pPr>
+            <w:r>
+              <w:t>    9</w:t>
             </w:r>
           </w:p>
         </w:tc>
@@ -211,16 +221,6 @@
             </w:pPr>
             <w:r>
               <w:t>    1</w:t>
-            </w:r>
-          </w:p>
-        </w:tc>
-        <w:tc>
-          <w:p>
-            <w:pPr>
-              <w:pStyle w:stlname="Normal" w:val="Normal"/>
-            </w:pPr>
-            <w:r>
-              <w:t>   13</w:t>
             </w:r>
           </w:p>
         </w:tc>
@@ -272,7 +272,7 @@
               <w:pStyle w:stlname="Normal" w:val="Normal"/>
             </w:pPr>
             <w:r>
-              <w:t>   35 (100.0) </w:t>
+              <w:t>   42 (100.0) </w:t>
             </w:r>
           </w:p>
         </w:tc>
@@ -394,7 +394,7 @@
               <w:pStyle w:stlname="Normal" w:val="Normal"/>
             </w:pPr>
             <w:r>
-              <w:t>    2 (100.0) </w:t>
+              <w:t>   37 (100.0) </w:t>
             </w:r>
           </w:p>
         </w:tc>
@@ -516,7 +516,7 @@
               <w:pStyle w:stlname="Normal" w:val="Normal"/>
             </w:pPr>
             <w:r>
-              <w:t>   14 (100.0) </w:t>
+              <w:t>   40 (100.0) </w:t>
             </w:r>
           </w:p>
         </w:tc>
@@ -638,7 +638,7 @@
               <w:pStyle w:stlname="Normal" w:val="Normal"/>
             </w:pPr>
             <w:r>
-              <w:t>   40 (100.0) </w:t>
+              <w:t>   12 (100.0) </w:t>
             </w:r>
           </w:p>
         </w:tc>
@@ -760,7 +760,7 @@
               <w:pStyle w:stlname="Normal" w:val="Normal"/>
             </w:pPr>
             <w:r>
-              <w:t>   48 (100.0) </w:t>
+              <w:t>   12 (100.0) </w:t>
             </w:r>
           </w:p>
         </w:tc>
@@ -882,7 +882,7 @@
               <w:pStyle w:stlname="Normal" w:val="Normal"/>
             </w:pPr>
             <w:r>
-              <w:t>    1 (100.0) </w:t>
+              <w:t>    9 (100.0) </w:t>
             </w:r>
           </w:p>
         </w:tc>
@@ -1004,7 +1004,7 @@
               <w:pStyle w:stlname="Normal" w:val="Normal"/>
             </w:pPr>
             <w:r>
-              <w:t>   13 (100.0) </w:t>
+              <w:t>    1 (100.0) </w:t>
             </w:r>
           </w:p>
         </w:tc>
@@ -1056,27 +1056,17 @@
               <w:pStyle w:stlname="Normal" w:val="Normal"/>
             </w:pPr>
             <w:r>
-              <w:t>   22 ( 62.9) </w:t>
-            </w:r>
-          </w:p>
-        </w:tc>
-        <w:tc>
-          <w:p>
-            <w:pPr>
-              <w:pStyle w:stlname="Normal" w:val="Normal"/>
-            </w:pPr>
-            <w:r>
-              <w:t>    1 ( 50.0) </w:t>
-            </w:r>
-          </w:p>
-        </w:tc>
-        <w:tc>
-          <w:p>
-            <w:pPr>
-              <w:pStyle w:stlname="Normal" w:val="Normal"/>
-            </w:pPr>
-            <w:r>
-              <w:t>    3 ( 21.4) </w:t>
+              <w:t>   20 ( 47.6) </w:t>
+            </w:r>
+          </w:p>
+        </w:tc>
+        <w:tc>
+          <w:p>
+            <w:pPr>
+              <w:pStyle w:stlname="Normal" w:val="Normal"/>
+            </w:pPr>
+            <w:r>
+              <w:t>   17 ( 45.9) </w:t>
             </w:r>
           </w:p>
         </w:tc>
@@ -1096,37 +1086,47 @@
               <w:pStyle w:stlname="Normal" w:val="Normal"/>
             </w:pPr>
             <w:r>
-              <w:t>   21 ( 43.8) </w:t>
-            </w:r>
-          </w:p>
-        </w:tc>
-        <w:tc>
-          <w:p>
-            <w:pPr>
-              <w:pStyle w:stlname="Normal" w:val="Normal"/>
-            </w:pPr>
-            <w:r>
-              <w:t>    0 (  0.0) </w:t>
-            </w:r>
-          </w:p>
-        </w:tc>
-        <w:tc>
-          <w:p>
-            <w:pPr>
-              <w:pStyle w:stlname="Normal" w:val="Normal"/>
-            </w:pPr>
-            <w:r>
-              <w:t>    3 ( 23.1) </w:t>
-            </w:r>
-          </w:p>
-        </w:tc>
-        <w:tc>
-          <w:p>
-            <w:pPr>
-              <w:pStyle w:stlname="Normal" w:val="Normal"/>
-            </w:pPr>
-            <w:r>
-              <w:t> 0.019</w:t>
+              <w:t>    7 ( 58.3) </w:t>
+            </w:r>
+          </w:p>
+        </w:tc>
+        <w:tc>
+          <w:p>
+            <w:pPr>
+              <w:pStyle w:stlname="Normal" w:val="Normal"/>
+            </w:pPr>
+            <w:r>
+              <w:t>    3 ( 25.0) </w:t>
+            </w:r>
+          </w:p>
+        </w:tc>
+        <w:tc>
+          <w:p>
+            <w:pPr>
+              <w:pStyle w:stlname="Normal" w:val="Normal"/>
+            </w:pPr>
+            <w:r>
+              <w:t>    2 ( 22.2) </w:t>
+            </w:r>
+          </w:p>
+        </w:tc>
+        <w:tc>
+          <w:p>
+            <w:pPr>
+              <w:pStyle w:stlname="Normal" w:val="Normal"/>
+            </w:pPr>
+            <w:r>
+              <w:t>    1 (100.0) </w:t>
+            </w:r>
+          </w:p>
+        </w:tc>
+        <w:tc>
+          <w:p>
+            <w:pPr>
+              <w:pStyle w:stlname="Normal" w:val="Normal"/>
+            </w:pPr>
+            <w:r>
+              <w:t> 0.184</w:t>
             </w:r>
           </w:p>
         </w:tc>
@@ -1168,27 +1168,17 @@
               <w:pStyle w:stlname="Normal" w:val="Normal"/>
             </w:pPr>
             <w:r>
-              <w:t>   13 ( 37.1) </w:t>
-            </w:r>
-          </w:p>
-        </w:tc>
-        <w:tc>
-          <w:p>
-            <w:pPr>
-              <w:pStyle w:stlname="Normal" w:val="Normal"/>
-            </w:pPr>
-            <w:r>
-              <w:t>    1 ( 50.0) </w:t>
-            </w:r>
-          </w:p>
-        </w:tc>
-        <w:tc>
-          <w:p>
-            <w:pPr>
-              <w:pStyle w:stlname="Normal" w:val="Normal"/>
-            </w:pPr>
-            <w:r>
-              <w:t>   11 ( 78.6) </w:t>
+              <w:t>   22 ( 52.4) </w:t>
+            </w:r>
+          </w:p>
+        </w:tc>
+        <w:tc>
+          <w:p>
+            <w:pPr>
+              <w:pStyle w:stlname="Normal" w:val="Normal"/>
+            </w:pPr>
+            <w:r>
+              <w:t>   20 ( 54.1) </w:t>
             </w:r>
           </w:p>
         </w:tc>
@@ -1208,27 +1198,37 @@
               <w:pStyle w:stlname="Normal" w:val="Normal"/>
             </w:pPr>
             <w:r>
-              <w:t>   27 ( 56.2) </w:t>
-            </w:r>
-          </w:p>
-        </w:tc>
-        <w:tc>
-          <w:p>
-            <w:pPr>
-              <w:pStyle w:stlname="Normal" w:val="Normal"/>
-            </w:pPr>
-            <w:r>
-              <w:t>    1 (100.0) </w:t>
-            </w:r>
-          </w:p>
-        </w:tc>
-        <w:tc>
-          <w:p>
-            <w:pPr>
-              <w:pStyle w:stlname="Normal" w:val="Normal"/>
-            </w:pPr>
-            <w:r>
-              <w:t>   10 ( 76.9) </w:t>
+              <w:t>    5 ( 41.7) </w:t>
+            </w:r>
+          </w:p>
+        </w:tc>
+        <w:tc>
+          <w:p>
+            <w:pPr>
+              <w:pStyle w:stlname="Normal" w:val="Normal"/>
+            </w:pPr>
+            <w:r>
+              <w:t>    9 ( 75.0) </w:t>
+            </w:r>
+          </w:p>
+        </w:tc>
+        <w:tc>
+          <w:p>
+            <w:pPr>
+              <w:pStyle w:stlname="Normal" w:val="Normal"/>
+            </w:pPr>
+            <w:r>
+              <w:t>    7 ( 77.8) </w:t>
+            </w:r>
+          </w:p>
+        </w:tc>
+        <w:tc>
+          <w:p>
+            <w:pPr>
+              <w:pStyle w:stlname="Normal" w:val="Normal"/>
+            </w:pPr>
+            <w:r>
+              <w:t>    0 (  0.0) </w:t>
             </w:r>
           </w:p>
         </w:tc>
@@ -1280,57 +1280,57 @@
               <w:pStyle w:stlname="Normal" w:val="Normal"/>
             </w:pPr>
             <w:r>
-              <w:t>   14 ( 40.0) </w:t>
-            </w:r>
-          </w:p>
-        </w:tc>
-        <w:tc>
-          <w:p>
-            <w:pPr>
-              <w:pStyle w:stlname="Normal" w:val="Normal"/>
-            </w:pPr>
-            <w:r>
-              <w:t>    0 (  0.0) </w:t>
-            </w:r>
-          </w:p>
-        </w:tc>
-        <w:tc>
-          <w:p>
-            <w:pPr>
-              <w:pStyle w:stlname="Normal" w:val="Normal"/>
-            </w:pPr>
-            <w:r>
-              <w:t>    0 (  0.0) </w:t>
-            </w:r>
-          </w:p>
-        </w:tc>
-        <w:tc>
-          <w:p>
-            <w:pPr>
-              <w:pStyle w:stlname="Normal" w:val="Normal"/>
-            </w:pPr>
-            <w:r>
-              <w:t>   32 ( 80.0) </w:t>
-            </w:r>
-          </w:p>
-        </w:tc>
-        <w:tc>
-          <w:p>
-            <w:pPr>
-              <w:pStyle w:stlname="Normal" w:val="Normal"/>
-            </w:pPr>
-            <w:r>
-              <w:t>    4 (  8.3) </w:t>
-            </w:r>
-          </w:p>
-        </w:tc>
-        <w:tc>
-          <w:p>
-            <w:pPr>
-              <w:pStyle w:stlname="Normal" w:val="Normal"/>
-            </w:pPr>
-            <w:r>
-              <w:t>    1 (100.0) </w:t>
+              <w:t>   15 ( 35.7) </w:t>
+            </w:r>
+          </w:p>
+        </w:tc>
+        <w:tc>
+          <w:p>
+            <w:pPr>
+              <w:pStyle w:stlname="Normal" w:val="Normal"/>
+            </w:pPr>
+            <w:r>
+              <w:t>    4 ( 10.8) </w:t>
+            </w:r>
+          </w:p>
+        </w:tc>
+        <w:tc>
+          <w:p>
+            <w:pPr>
+              <w:pStyle w:stlname="Normal" w:val="Normal"/>
+            </w:pPr>
+            <w:r>
+              <w:t>   30 ( 75.0) </w:t>
+            </w:r>
+          </w:p>
+        </w:tc>
+        <w:tc>
+          <w:p>
+            <w:pPr>
+              <w:pStyle w:stlname="Normal" w:val="Normal"/>
+            </w:pPr>
+            <w:r>
+              <w:t>    2 ( 16.7) </w:t>
+            </w:r>
+          </w:p>
+        </w:tc>
+        <w:tc>
+          <w:p>
+            <w:pPr>
+              <w:pStyle w:stlname="Normal" w:val="Normal"/>
+            </w:pPr>
+            <w:r>
+              <w:t>    0 (  0.0) </w:t>
+            </w:r>
+          </w:p>
+        </w:tc>
+        <w:tc>
+          <w:p>
+            <w:pPr>
+              <w:pStyle w:stlname="Normal" w:val="Normal"/>
+            </w:pPr>
+            <w:r>
+              <w:t>    0 (  0.0) </w:t>
             </w:r>
           </w:p>
         </w:tc>
@@ -1392,67 +1392,67 @@
               <w:pStyle w:stlname="Normal" w:val="Normal"/>
             </w:pPr>
             <w:r>
-              <w:t>   21 ( 60.0) </w:t>
-            </w:r>
-          </w:p>
-        </w:tc>
-        <w:tc>
-          <w:p>
-            <w:pPr>
-              <w:pStyle w:stlname="Normal" w:val="Normal"/>
-            </w:pPr>
-            <w:r>
-              <w:t>    2 (100.0) </w:t>
-            </w:r>
-          </w:p>
-        </w:tc>
-        <w:tc>
-          <w:p>
-            <w:pPr>
-              <w:pStyle w:stlname="Normal" w:val="Normal"/>
-            </w:pPr>
-            <w:r>
-              <w:t>   14 (100.0) </w:t>
-            </w:r>
-          </w:p>
-        </w:tc>
-        <w:tc>
-          <w:p>
-            <w:pPr>
-              <w:pStyle w:stlname="Normal" w:val="Normal"/>
-            </w:pPr>
-            <w:r>
-              <w:t>    8 ( 20.0) </w:t>
-            </w:r>
-          </w:p>
-        </w:tc>
-        <w:tc>
-          <w:p>
-            <w:pPr>
-              <w:pStyle w:stlname="Normal" w:val="Normal"/>
-            </w:pPr>
-            <w:r>
-              <w:t>   44 ( 91.7) </w:t>
-            </w:r>
-          </w:p>
-        </w:tc>
-        <w:tc>
-          <w:p>
-            <w:pPr>
-              <w:pStyle w:stlname="Normal" w:val="Normal"/>
-            </w:pPr>
-            <w:r>
-              <w:t>    0 (  0.0) </w:t>
-            </w:r>
-          </w:p>
-        </w:tc>
-        <w:tc>
-          <w:p>
-            <w:pPr>
-              <w:pStyle w:stlname="Normal" w:val="Normal"/>
-            </w:pPr>
-            <w:r>
-              <w:t>   13 (100.0) </w:t>
+              <w:t>   27 ( 64.3) </w:t>
+            </w:r>
+          </w:p>
+        </w:tc>
+        <w:tc>
+          <w:p>
+            <w:pPr>
+              <w:pStyle w:stlname="Normal" w:val="Normal"/>
+            </w:pPr>
+            <w:r>
+              <w:t>   33 ( 89.2) </w:t>
+            </w:r>
+          </w:p>
+        </w:tc>
+        <w:tc>
+          <w:p>
+            <w:pPr>
+              <w:pStyle w:stlname="Normal" w:val="Normal"/>
+            </w:pPr>
+            <w:r>
+              <w:t>   10 ( 25.0) </w:t>
+            </w:r>
+          </w:p>
+        </w:tc>
+        <w:tc>
+          <w:p>
+            <w:pPr>
+              <w:pStyle w:stlname="Normal" w:val="Normal"/>
+            </w:pPr>
+            <w:r>
+              <w:t>   10 ( 83.3) </w:t>
+            </w:r>
+          </w:p>
+        </w:tc>
+        <w:tc>
+          <w:p>
+            <w:pPr>
+              <w:pStyle w:stlname="Normal" w:val="Normal"/>
+            </w:pPr>
+            <w:r>
+              <w:t>   12 (100.0) </w:t>
+            </w:r>
+          </w:p>
+        </w:tc>
+        <w:tc>
+          <w:p>
+            <w:pPr>
+              <w:pStyle w:stlname="Normal" w:val="Normal"/>
+            </w:pPr>
+            <w:r>
+              <w:t>    9 (100.0) </w:t>
+            </w:r>
+          </w:p>
+        </w:tc>
+        <w:tc>
+          <w:p>
+            <w:pPr>
+              <w:pStyle w:stlname="Normal" w:val="Normal"/>
+            </w:pPr>
+            <w:r>
+              <w:t>    1 (100.0) </w:t>
             </w:r>
           </w:p>
         </w:tc>
@@ -1504,77 +1504,77 @@
               <w:pStyle w:stlname="Normal" w:val="Normal"/>
             </w:pPr>
             <w:r>
-              <w:t>   18 ( 51.4) </w:t>
-            </w:r>
-          </w:p>
-        </w:tc>
-        <w:tc>
-          <w:p>
-            <w:pPr>
-              <w:pStyle w:stlname="Normal" w:val="Normal"/>
-            </w:pPr>
-            <w:r>
-              <w:t>    1 ( 50.0) </w:t>
-            </w:r>
-          </w:p>
-        </w:tc>
-        <w:tc>
-          <w:p>
-            <w:pPr>
-              <w:pStyle w:stlname="Normal" w:val="Normal"/>
-            </w:pPr>
-            <w:r>
-              <w:t>   11 ( 78.6) </w:t>
-            </w:r>
-          </w:p>
-        </w:tc>
-        <w:tc>
-          <w:p>
-            <w:pPr>
-              <w:pStyle w:stlname="Normal" w:val="Normal"/>
-            </w:pPr>
-            <w:r>
-              <w:t>   35 ( 87.5) </w:t>
-            </w:r>
-          </w:p>
-        </w:tc>
-        <w:tc>
-          <w:p>
-            <w:pPr>
-              <w:pStyle w:stlname="Normal" w:val="Normal"/>
-            </w:pPr>
-            <w:r>
-              <w:t>   18 ( 37.5) </w:t>
-            </w:r>
-          </w:p>
-        </w:tc>
-        <w:tc>
-          <w:p>
-            <w:pPr>
-              <w:pStyle w:stlname="Normal" w:val="Normal"/>
-            </w:pPr>
-            <w:r>
-              <w:t>    0 (  0.0) </w:t>
-            </w:r>
-          </w:p>
-        </w:tc>
-        <w:tc>
-          <w:p>
-            <w:pPr>
-              <w:pStyle w:stlname="Normal" w:val="Normal"/>
-            </w:pPr>
-            <w:r>
-              <w:t>   11 ( 84.6) </w:t>
-            </w:r>
-          </w:p>
-        </w:tc>
-        <w:tc>
-          <w:p>
-            <w:pPr>
-              <w:pStyle w:stlname="Normal" w:val="Normal"/>
-            </w:pPr>
-            <w:r>
-              <w:t>&lt;0.001</w:t>
+              <w:t>   28 ( 66.7) </w:t>
+            </w:r>
+          </w:p>
+        </w:tc>
+        <w:tc>
+          <w:p>
+            <w:pPr>
+              <w:pStyle w:stlname="Normal" w:val="Normal"/>
+            </w:pPr>
+            <w:r>
+              <w:t>   16 ( 43.2) </w:t>
+            </w:r>
+          </w:p>
+        </w:tc>
+        <w:tc>
+          <w:p>
+            <w:pPr>
+              <w:pStyle w:stlname="Normal" w:val="Normal"/>
+            </w:pPr>
+            <w:r>
+              <w:t>   32 ( 80.0) </w:t>
+            </w:r>
+          </w:p>
+        </w:tc>
+        <w:tc>
+          <w:p>
+            <w:pPr>
+              <w:pStyle w:stlname="Normal" w:val="Normal"/>
+            </w:pPr>
+            <w:r>
+              <w:t>    4 ( 33.3) </w:t>
+            </w:r>
+          </w:p>
+        </w:tc>
+        <w:tc>
+          <w:p>
+            <w:pPr>
+              <w:pStyle w:stlname="Normal" w:val="Normal"/>
+            </w:pPr>
+            <w:r>
+              <w:t>    8 ( 66.7) </w:t>
+            </w:r>
+          </w:p>
+        </w:tc>
+        <w:tc>
+          <w:p>
+            <w:pPr>
+              <w:pStyle w:stlname="Normal" w:val="Normal"/>
+            </w:pPr>
+            <w:r>
+              <w:t>    6 ( 66.7) </w:t>
+            </w:r>
+          </w:p>
+        </w:tc>
+        <w:tc>
+          <w:p>
+            <w:pPr>
+              <w:pStyle w:stlname="Normal" w:val="Normal"/>
+            </w:pPr>
+            <w:r>
+              <w:t>    0 (  0.0) </w:t>
+            </w:r>
+          </w:p>
+        </w:tc>
+        <w:tc>
+          <w:p>
+            <w:pPr>
+              <w:pStyle w:stlname="Normal" w:val="Normal"/>
+            </w:pPr>
+            <w:r>
+              <w:t> 0.009</w:t>
             </w:r>
           </w:p>
         </w:tc>
@@ -1616,47 +1616,57 @@
               <w:pStyle w:stlname="Normal" w:val="Normal"/>
             </w:pPr>
             <w:r>
-              <w:t>   17 ( 48.6) </w:t>
-            </w:r>
-          </w:p>
-        </w:tc>
-        <w:tc>
-          <w:p>
-            <w:pPr>
-              <w:pStyle w:stlname="Normal" w:val="Normal"/>
-            </w:pPr>
-            <w:r>
-              <w:t>    1 ( 50.0) </w:t>
-            </w:r>
-          </w:p>
-        </w:tc>
-        <w:tc>
-          <w:p>
-            <w:pPr>
-              <w:pStyle w:stlname="Normal" w:val="Normal"/>
-            </w:pPr>
-            <w:r>
-              <w:t>    3 ( 21.4) </w:t>
-            </w:r>
-          </w:p>
-        </w:tc>
-        <w:tc>
-          <w:p>
-            <w:pPr>
-              <w:pStyle w:stlname="Normal" w:val="Normal"/>
-            </w:pPr>
-            <w:r>
-              <w:t>    5 ( 12.5) </w:t>
-            </w:r>
-          </w:p>
-        </w:tc>
-        <w:tc>
-          <w:p>
-            <w:pPr>
-              <w:pStyle w:stlname="Normal" w:val="Normal"/>
-            </w:pPr>
-            <w:r>
-              <w:t>   30 ( 62.5) </w:t>
+              <w:t>   14 ( 33.3) </w:t>
+            </w:r>
+          </w:p>
+        </w:tc>
+        <w:tc>
+          <w:p>
+            <w:pPr>
+              <w:pStyle w:stlname="Normal" w:val="Normal"/>
+            </w:pPr>
+            <w:r>
+              <w:t>   21 ( 56.8) </w:t>
+            </w:r>
+          </w:p>
+        </w:tc>
+        <w:tc>
+          <w:p>
+            <w:pPr>
+              <w:pStyle w:stlname="Normal" w:val="Normal"/>
+            </w:pPr>
+            <w:r>
+              <w:t>    8 ( 20.0) </w:t>
+            </w:r>
+          </w:p>
+        </w:tc>
+        <w:tc>
+          <w:p>
+            <w:pPr>
+              <w:pStyle w:stlname="Normal" w:val="Normal"/>
+            </w:pPr>
+            <w:r>
+              <w:t>    8 ( 66.7) </w:t>
+            </w:r>
+          </w:p>
+        </w:tc>
+        <w:tc>
+          <w:p>
+            <w:pPr>
+              <w:pStyle w:stlname="Normal" w:val="Normal"/>
+            </w:pPr>
+            <w:r>
+              <w:t>    4 ( 33.3) </w:t>
+            </w:r>
+          </w:p>
+        </w:tc>
+        <w:tc>
+          <w:p>
+            <w:pPr>
+              <w:pStyle w:stlname="Normal" w:val="Normal"/>
+            </w:pPr>
+            <w:r>
+              <w:t>    3 ( 33.3) </w:t>
             </w:r>
           </w:p>
         </w:tc>
@@ -1667,16 +1677,6 @@
             </w:pPr>
             <w:r>
               <w:t>    1 (100.0) </w:t>
-            </w:r>
-          </w:p>
-        </w:tc>
-        <w:tc>
-          <w:p>
-            <w:pPr>
-              <w:pStyle w:stlname="Normal" w:val="Normal"/>
-            </w:pPr>
-            <w:r>
-              <w:t>    2 ( 15.4) </w:t>
             </w:r>
           </w:p>
         </w:tc>
@@ -1840,67 +1840,67 @@
               <w:pStyle w:stlname="Normal" w:val="Normal"/>
             </w:pPr>
             <w:r>
-              <w:t>   17 ( 48.6) </w:t>
-            </w:r>
-          </w:p>
-        </w:tc>
-        <w:tc>
-          <w:p>
-            <w:pPr>
-              <w:pStyle w:stlname="Normal" w:val="Normal"/>
-            </w:pPr>
-            <w:r>
-              <w:t>    0 (  0.0) </w:t>
-            </w:r>
-          </w:p>
-        </w:tc>
-        <w:tc>
-          <w:p>
-            <w:pPr>
-              <w:pStyle w:stlname="Normal" w:val="Normal"/>
-            </w:pPr>
-            <w:r>
-              <w:t>   12 ( 85.7) </w:t>
-            </w:r>
-          </w:p>
-        </w:tc>
-        <w:tc>
-          <w:p>
-            <w:pPr>
-              <w:pStyle w:stlname="Normal" w:val="Normal"/>
-            </w:pPr>
-            <w:r>
-              <w:t>    6 ( 15.0) </w:t>
-            </w:r>
-          </w:p>
-        </w:tc>
-        <w:tc>
-          <w:p>
-            <w:pPr>
-              <w:pStyle w:stlname="Normal" w:val="Normal"/>
-            </w:pPr>
-            <w:r>
-              <w:t>   12 ( 25.0) </w:t>
-            </w:r>
-          </w:p>
-        </w:tc>
-        <w:tc>
-          <w:p>
-            <w:pPr>
-              <w:pStyle w:stlname="Normal" w:val="Normal"/>
-            </w:pPr>
-            <w:r>
-              <w:t>    1 (100.0) </w:t>
-            </w:r>
-          </w:p>
-        </w:tc>
-        <w:tc>
-          <w:p>
-            <w:pPr>
-              <w:pStyle w:stlname="Normal" w:val="Normal"/>
-            </w:pPr>
-            <w:r>
-              <w:t>   11 ( 84.6) </w:t>
+              <w:t>   24 ( 57.1) </w:t>
+            </w:r>
+          </w:p>
+        </w:tc>
+        <w:tc>
+          <w:p>
+            <w:pPr>
+              <w:pStyle w:stlname="Normal" w:val="Normal"/>
+            </w:pPr>
+            <w:r>
+              <w:t>   11 ( 29.7) </w:t>
+            </w:r>
+          </w:p>
+        </w:tc>
+        <w:tc>
+          <w:p>
+            <w:pPr>
+              <w:pStyle w:stlname="Normal" w:val="Normal"/>
+            </w:pPr>
+            <w:r>
+              <w:t>    5 ( 12.5) </w:t>
+            </w:r>
+          </w:p>
+        </w:tc>
+        <w:tc>
+          <w:p>
+            <w:pPr>
+              <w:pStyle w:stlname="Normal" w:val="Normal"/>
+            </w:pPr>
+            <w:r>
+              <w:t>    7 ( 58.3) </w:t>
+            </w:r>
+          </w:p>
+        </w:tc>
+        <w:tc>
+          <w:p>
+            <w:pPr>
+              <w:pStyle w:stlname="Normal" w:val="Normal"/>
+            </w:pPr>
+            <w:r>
+              <w:t>    9 ( 75.0) </w:t>
+            </w:r>
+          </w:p>
+        </w:tc>
+        <w:tc>
+          <w:p>
+            <w:pPr>
+              <w:pStyle w:stlname="Normal" w:val="Normal"/>
+            </w:pPr>
+            <w:r>
+              <w:t>    3 ( 33.3) </w:t>
+            </w:r>
+          </w:p>
+        </w:tc>
+        <w:tc>
+          <w:p>
+            <w:pPr>
+              <w:pStyle w:stlname="Normal" w:val="Normal"/>
+            </w:pPr>
+            <w:r>
+              <w:t>    0 (  0.0) </w:t>
             </w:r>
           </w:p>
         </w:tc>
@@ -1952,67 +1952,67 @@
               <w:pStyle w:stlname="Normal" w:val="Normal"/>
             </w:pPr>
             <w:r>
-              <w:t>   18 ( 51.4) </w:t>
-            </w:r>
-          </w:p>
-        </w:tc>
-        <w:tc>
-          <w:p>
-            <w:pPr>
-              <w:pStyle w:stlname="Normal" w:val="Normal"/>
-            </w:pPr>
-            <w:r>
-              <w:t>    2 (100.0) </w:t>
-            </w:r>
-          </w:p>
-        </w:tc>
-        <w:tc>
-          <w:p>
-            <w:pPr>
-              <w:pStyle w:stlname="Normal" w:val="Normal"/>
-            </w:pPr>
-            <w:r>
-              <w:t>    2 ( 14.3) </w:t>
-            </w:r>
-          </w:p>
-        </w:tc>
-        <w:tc>
-          <w:p>
-            <w:pPr>
-              <w:pStyle w:stlname="Normal" w:val="Normal"/>
-            </w:pPr>
-            <w:r>
-              <w:t>   34 ( 85.0) </w:t>
-            </w:r>
-          </w:p>
-        </w:tc>
-        <w:tc>
-          <w:p>
-            <w:pPr>
-              <w:pStyle w:stlname="Normal" w:val="Normal"/>
-            </w:pPr>
-            <w:r>
-              <w:t>   36 ( 75.0) </w:t>
-            </w:r>
-          </w:p>
-        </w:tc>
-        <w:tc>
-          <w:p>
-            <w:pPr>
-              <w:pStyle w:stlname="Normal" w:val="Normal"/>
-            </w:pPr>
-            <w:r>
-              <w:t>    0 (  0.0) </w:t>
-            </w:r>
-          </w:p>
-        </w:tc>
-        <w:tc>
-          <w:p>
-            <w:pPr>
-              <w:pStyle w:stlname="Normal" w:val="Normal"/>
-            </w:pPr>
-            <w:r>
-              <w:t>    2 ( 15.4) </w:t>
+              <w:t>   18 ( 42.9) </w:t>
+            </w:r>
+          </w:p>
+        </w:tc>
+        <w:tc>
+          <w:p>
+            <w:pPr>
+              <w:pStyle w:stlname="Normal" w:val="Normal"/>
+            </w:pPr>
+            <w:r>
+              <w:t>   26 ( 70.3) </w:t>
+            </w:r>
+          </w:p>
+        </w:tc>
+        <w:tc>
+          <w:p>
+            <w:pPr>
+              <w:pStyle w:stlname="Normal" w:val="Normal"/>
+            </w:pPr>
+            <w:r>
+              <w:t>   35 ( 87.5) </w:t>
+            </w:r>
+          </w:p>
+        </w:tc>
+        <w:tc>
+          <w:p>
+            <w:pPr>
+              <w:pStyle w:stlname="Normal" w:val="Normal"/>
+            </w:pPr>
+            <w:r>
+              <w:t>    5 ( 41.7) </w:t>
+            </w:r>
+          </w:p>
+        </w:tc>
+        <w:tc>
+          <w:p>
+            <w:pPr>
+              <w:pStyle w:stlname="Normal" w:val="Normal"/>
+            </w:pPr>
+            <w:r>
+              <w:t>    3 ( 25.0) </w:t>
+            </w:r>
+          </w:p>
+        </w:tc>
+        <w:tc>
+          <w:p>
+            <w:pPr>
+              <w:pStyle w:stlname="Normal" w:val="Normal"/>
+            </w:pPr>
+            <w:r>
+              <w:t>    6 ( 66.7) </w:t>
+            </w:r>
+          </w:p>
+        </w:tc>
+        <w:tc>
+          <w:p>
+            <w:pPr>
+              <w:pStyle w:stlname="Normal" w:val="Normal"/>
+            </w:pPr>
+            <w:r>
+              <w:t>    1 (100.0) </w:t>
             </w:r>
           </w:p>
         </w:tc>
@@ -2176,27 +2176,17 @@
               <w:pStyle w:stlname="Normal" w:val="Normal"/>
             </w:pPr>
             <w:r>
-              <w:t>    8 ( 22.9) </w:t>
-            </w:r>
-          </w:p>
-        </w:tc>
-        <w:tc>
-          <w:p>
-            <w:pPr>
-              <w:pStyle w:stlname="Normal" w:val="Normal"/>
-            </w:pPr>
-            <w:r>
-              <w:t>    1 ( 50.0) </w:t>
-            </w:r>
-          </w:p>
-        </w:tc>
-        <w:tc>
-          <w:p>
-            <w:pPr>
-              <w:pStyle w:stlname="Normal" w:val="Normal"/>
-            </w:pPr>
-            <w:r>
-              <w:t>    1 (  7.1) </w:t>
+              <w:t>    9 ( 21.4) </w:t>
+            </w:r>
+          </w:p>
+        </w:tc>
+        <w:tc>
+          <w:p>
+            <w:pPr>
+              <w:pStyle w:stlname="Normal" w:val="Normal"/>
+            </w:pPr>
+            <w:r>
+              <w:t>    7 ( 18.9) </w:t>
             </w:r>
           </w:p>
         </w:tc>
@@ -2216,27 +2206,37 @@
               <w:pStyle w:stlname="Normal" w:val="Normal"/>
             </w:pPr>
             <w:r>
-              <w:t>    9 ( 18.8) </w:t>
-            </w:r>
-          </w:p>
-        </w:tc>
-        <w:tc>
-          <w:p>
-            <w:pPr>
-              <w:pStyle w:stlname="Normal" w:val="Normal"/>
-            </w:pPr>
-            <w:r>
-              <w:t>    0 (  0.0) </w:t>
-            </w:r>
-          </w:p>
-        </w:tc>
-        <w:tc>
-          <w:p>
-            <w:pPr>
-              <w:pStyle w:stlname="Normal" w:val="Normal"/>
-            </w:pPr>
-            <w:r>
-              <w:t>    1 (  7.7) </w:t>
+              <w:t>    2 ( 16.7) </w:t>
+            </w:r>
+          </w:p>
+        </w:tc>
+        <w:tc>
+          <w:p>
+            <w:pPr>
+              <w:pStyle w:stlname="Normal" w:val="Normal"/>
+            </w:pPr>
+            <w:r>
+              <w:t>    1 (  8.3) </w:t>
+            </w:r>
+          </w:p>
+        </w:tc>
+        <w:tc>
+          <w:p>
+            <w:pPr>
+              <w:pStyle w:stlname="Normal" w:val="Normal"/>
+            </w:pPr>
+            <w:r>
+              <w:t>    0 (  0.0) </w:t>
+            </w:r>
+          </w:p>
+        </w:tc>
+        <w:tc>
+          <w:p>
+            <w:pPr>
+              <w:pStyle w:stlname="Normal" w:val="Normal"/>
+            </w:pPr>
+            <w:r>
+              <w:t>    1 (100.0) </w:t>
             </w:r>
           </w:p>
         </w:tc>
@@ -2288,27 +2288,17 @@
               <w:pStyle w:stlname="Normal" w:val="Normal"/>
             </w:pPr>
             <w:r>
-              <w:t>   27 ( 77.1) </w:t>
-            </w:r>
-          </w:p>
-        </w:tc>
-        <w:tc>
-          <w:p>
-            <w:pPr>
-              <w:pStyle w:stlname="Normal" w:val="Normal"/>
-            </w:pPr>
-            <w:r>
-              <w:t>    1 ( 50.0) </w:t>
-            </w:r>
-          </w:p>
-        </w:tc>
-        <w:tc>
-          <w:p>
-            <w:pPr>
-              <w:pStyle w:stlname="Normal" w:val="Normal"/>
-            </w:pPr>
-            <w:r>
-              <w:t>   13 ( 92.9) </w:t>
+              <w:t>   33 ( 78.6) </w:t>
+            </w:r>
+          </w:p>
+        </w:tc>
+        <w:tc>
+          <w:p>
+            <w:pPr>
+              <w:pStyle w:stlname="Normal" w:val="Normal"/>
+            </w:pPr>
+            <w:r>
+              <w:t>   30 ( 81.1) </w:t>
             </w:r>
           </w:p>
         </w:tc>
@@ -2328,27 +2318,37 @@
               <w:pStyle w:stlname="Normal" w:val="Normal"/>
             </w:pPr>
             <w:r>
-              <w:t>   39 ( 81.2) </w:t>
-            </w:r>
-          </w:p>
-        </w:tc>
-        <w:tc>
-          <w:p>
-            <w:pPr>
-              <w:pStyle w:stlname="Normal" w:val="Normal"/>
-            </w:pPr>
-            <w:r>
-              <w:t>    1 (100.0) </w:t>
-            </w:r>
-          </w:p>
-        </w:tc>
-        <w:tc>
-          <w:p>
-            <w:pPr>
-              <w:pStyle w:stlname="Normal" w:val="Normal"/>
-            </w:pPr>
-            <w:r>
-              <w:t>   12 ( 92.3) </w:t>
+              <w:t>   10 ( 83.3) </w:t>
+            </w:r>
+          </w:p>
+        </w:tc>
+        <w:tc>
+          <w:p>
+            <w:pPr>
+              <w:pStyle w:stlname="Normal" w:val="Normal"/>
+            </w:pPr>
+            <w:r>
+              <w:t>   11 ( 91.7) </w:t>
+            </w:r>
+          </w:p>
+        </w:tc>
+        <w:tc>
+          <w:p>
+            <w:pPr>
+              <w:pStyle w:stlname="Normal" w:val="Normal"/>
+            </w:pPr>
+            <w:r>
+              <w:t>    9 (100.0) </w:t>
+            </w:r>
+          </w:p>
+        </w:tc>
+        <w:tc>
+          <w:p>
+            <w:pPr>
+              <w:pStyle w:stlname="Normal" w:val="Normal"/>
+            </w:pPr>
+            <w:r>
+              <w:t>    0 (  0.0) </w:t>
             </w:r>
           </w:p>
         </w:tc>
@@ -2400,77 +2400,77 @@
               <w:pStyle w:stlname="Normal" w:val="Normal"/>
             </w:pPr>
             <w:r>
-              <w:t>52.00 [48.00, 55.00]</w:t>
-            </w:r>
-          </w:p>
-        </w:tc>
-        <w:tc>
-          <w:p>
-            <w:pPr>
-              <w:pStyle w:stlname="Normal" w:val="Normal"/>
-            </w:pPr>
-            <w:r>
-              <w:t>47.00 [46.50, 47.50]</w:t>
-            </w:r>
-          </w:p>
-        </w:tc>
-        <w:tc>
-          <w:p>
-            <w:pPr>
-              <w:pStyle w:stlname="Normal" w:val="Normal"/>
-            </w:pPr>
-            <w:r>
-              <w:t>48.50 [39.00, 58.25]</w:t>
-            </w:r>
-          </w:p>
-        </w:tc>
-        <w:tc>
-          <w:p>
-            <w:pPr>
-              <w:pStyle w:stlname="Normal" w:val="Normal"/>
-            </w:pPr>
-            <w:r>
-              <w:t>49.00 [35.00, 59.50]</w:t>
-            </w:r>
-          </w:p>
-        </w:tc>
-        <w:tc>
-          <w:p>
-            <w:pPr>
-              <w:pStyle w:stlname="Normal" w:val="Normal"/>
-            </w:pPr>
-            <w:r>
-              <w:t>50.50 [41.75, 57.25]</w:t>
-            </w:r>
-          </w:p>
-        </w:tc>
-        <w:tc>
-          <w:p>
-            <w:pPr>
-              <w:pStyle w:stlname="Normal" w:val="Normal"/>
-            </w:pPr>
-            <w:r>
-              <w:t>81.00 [81.00, 81.00]</w:t>
-            </w:r>
-          </w:p>
-        </w:tc>
-        <w:tc>
-          <w:p>
-            <w:pPr>
-              <w:pStyle w:stlname="Normal" w:val="Normal"/>
-            </w:pPr>
-            <w:r>
-              <w:t>53.00 [48.00, 62.00]</w:t>
-            </w:r>
-          </w:p>
-        </w:tc>
-        <w:tc>
-          <w:p>
-            <w:pPr>
-              <w:pStyle w:stlname="Normal" w:val="Normal"/>
-            </w:pPr>
-            <w:r>
-              <w:t> 0.424</w:t>
+              <w:t>51.00 [46.25, 55.75]</w:t>
+            </w:r>
+          </w:p>
+        </w:tc>
+        <w:tc>
+          <w:p>
+            <w:pPr>
+              <w:pStyle w:stlname="Normal" w:val="Normal"/>
+            </w:pPr>
+            <w:r>
+              <w:t>52.00 [40.00, 57.00]</w:t>
+            </w:r>
+          </w:p>
+        </w:tc>
+        <w:tc>
+          <w:p>
+            <w:pPr>
+              <w:pStyle w:stlname="Normal" w:val="Normal"/>
+            </w:pPr>
+            <w:r>
+              <w:t>49.00 [38.00, 57.50]</w:t>
+            </w:r>
+          </w:p>
+        </w:tc>
+        <w:tc>
+          <w:p>
+            <w:pPr>
+              <w:pStyle w:stlname="Normal" w:val="Normal"/>
+            </w:pPr>
+            <w:r>
+              <w:t>50.00 [42.75, 57.50]</w:t>
+            </w:r>
+          </w:p>
+        </w:tc>
+        <w:tc>
+          <w:p>
+            <w:pPr>
+              <w:pStyle w:stlname="Normal" w:val="Normal"/>
+            </w:pPr>
+            <w:r>
+              <w:t>50.50 [47.50, 57.50]</w:t>
+            </w:r>
+          </w:p>
+        </w:tc>
+        <w:tc>
+          <w:p>
+            <w:pPr>
+              <w:pStyle w:stlname="Normal" w:val="Normal"/>
+            </w:pPr>
+            <w:r>
+              <w:t>56.00 [48.00, 66.00]</w:t>
+            </w:r>
+          </w:p>
+        </w:tc>
+        <w:tc>
+          <w:p>
+            <w:pPr>
+              <w:pStyle w:stlname="Normal" w:val="Normal"/>
+            </w:pPr>
+            <w:r>
+              <w:t>48.00 [48.00, 48.00]</w:t>
+            </w:r>
+          </w:p>
+        </w:tc>
+        <w:tc>
+          <w:p>
+            <w:pPr>
+              <w:pStyle w:stlname="Normal" w:val="Normal"/>
+            </w:pPr>
+            <w:r>
+              <w:t> 0.832</w:t>
             </w:r>
           </w:p>
         </w:tc>
@@ -2512,27 +2512,17 @@
               <w:pStyle w:stlname="Normal" w:val="Normal"/>
             </w:pPr>
             <w:r>
-              <w:t>    7 ( 20.0) </w:t>
-            </w:r>
-          </w:p>
-        </w:tc>
-        <w:tc>
-          <w:p>
-            <w:pPr>
-              <w:pStyle w:stlname="Normal" w:val="Normal"/>
-            </w:pPr>
-            <w:r>
-              <w:t>    0 (  0.0) </w:t>
-            </w:r>
-          </w:p>
-        </w:tc>
-        <w:tc>
-          <w:p>
-            <w:pPr>
-              <w:pStyle w:stlname="Normal" w:val="Normal"/>
-            </w:pPr>
-            <w:r>
-              <w:t>    1 (  7.1) </w:t>
+              <w:t>    6 ( 14.3) </w:t>
+            </w:r>
+          </w:p>
+        </w:tc>
+        <w:tc>
+          <w:p>
+            <w:pPr>
+              <w:pStyle w:stlname="Normal" w:val="Normal"/>
+            </w:pPr>
+            <w:r>
+              <w:t>    1 (  2.7) </w:t>
             </w:r>
           </w:p>
         </w:tc>
@@ -2552,37 +2542,47 @@
               <w:pStyle w:stlname="Normal" w:val="Normal"/>
             </w:pPr>
             <w:r>
-              <w:t>    3 (  6.2) </w:t>
-            </w:r>
-          </w:p>
-        </w:tc>
-        <w:tc>
-          <w:p>
-            <w:pPr>
-              <w:pStyle w:stlname="Normal" w:val="Normal"/>
-            </w:pPr>
-            <w:r>
-              <w:t>    0 (  0.0) </w:t>
-            </w:r>
-          </w:p>
-        </w:tc>
-        <w:tc>
-          <w:p>
-            <w:pPr>
-              <w:pStyle w:stlname="Normal" w:val="Normal"/>
-            </w:pPr>
-            <w:r>
-              <w:t>    0 (  0.0) </w:t>
-            </w:r>
-          </w:p>
-        </w:tc>
-        <w:tc>
-          <w:p>
-            <w:pPr>
-              <w:pStyle w:stlname="Normal" w:val="Normal"/>
-            </w:pPr>
-            <w:r>
-              <w:t> 0.091</w:t>
+              <w:t>    3 ( 25.0) </w:t>
+            </w:r>
+          </w:p>
+        </w:tc>
+        <w:tc>
+          <w:p>
+            <w:pPr>
+              <w:pStyle w:stlname="Normal" w:val="Normal"/>
+            </w:pPr>
+            <w:r>
+              <w:t>    0 (  0.0) </w:t>
+            </w:r>
+          </w:p>
+        </w:tc>
+        <w:tc>
+          <w:p>
+            <w:pPr>
+              <w:pStyle w:stlname="Normal" w:val="Normal"/>
+            </w:pPr>
+            <w:r>
+              <w:t>    1 ( 11.1) </w:t>
+            </w:r>
+          </w:p>
+        </w:tc>
+        <w:tc>
+          <w:p>
+            <w:pPr>
+              <w:pStyle w:stlname="Normal" w:val="Normal"/>
+            </w:pPr>
+            <w:r>
+              <w:t>    0 (  0.0) </w:t>
+            </w:r>
+          </w:p>
+        </w:tc>
+        <w:tc>
+          <w:p>
+            <w:pPr>
+              <w:pStyle w:stlname="Normal" w:val="Normal"/>
+            </w:pPr>
+            <w:r>
+              <w:t> 0.067</w:t>
             </w:r>
           </w:p>
         </w:tc>
@@ -2624,67 +2624,67 @@
               <w:pStyle w:stlname="Normal" w:val="Normal"/>
             </w:pPr>
             <w:r>
-              <w:t>   18 ( 51.4) </w:t>
-            </w:r>
-          </w:p>
-        </w:tc>
-        <w:tc>
-          <w:p>
-            <w:pPr>
-              <w:pStyle w:stlname="Normal" w:val="Normal"/>
-            </w:pPr>
-            <w:r>
-              <w:t>    2 (100.0) </w:t>
-            </w:r>
-          </w:p>
-        </w:tc>
-        <w:tc>
-          <w:p>
-            <w:pPr>
-              <w:pStyle w:stlname="Normal" w:val="Normal"/>
-            </w:pPr>
-            <w:r>
-              <w:t>    7 ( 50.0) </w:t>
-            </w:r>
-          </w:p>
-        </w:tc>
-        <w:tc>
-          <w:p>
-            <w:pPr>
-              <w:pStyle w:stlname="Normal" w:val="Normal"/>
-            </w:pPr>
-            <w:r>
-              <w:t>   29 ( 72.5) </w:t>
-            </w:r>
-          </w:p>
-        </w:tc>
-        <w:tc>
-          <w:p>
-            <w:pPr>
-              <w:pStyle w:stlname="Normal" w:val="Normal"/>
-            </w:pPr>
-            <w:r>
-              <w:t>   27 ( 56.2) </w:t>
-            </w:r>
-          </w:p>
-        </w:tc>
-        <w:tc>
-          <w:p>
-            <w:pPr>
-              <w:pStyle w:stlname="Normal" w:val="Normal"/>
-            </w:pPr>
-            <w:r>
-              <w:t>    0 (  0.0) </w:t>
-            </w:r>
-          </w:p>
-        </w:tc>
-        <w:tc>
-          <w:p>
-            <w:pPr>
-              <w:pStyle w:stlname="Normal" w:val="Normal"/>
-            </w:pPr>
-            <w:r>
-              <w:t>    9 ( 69.2) </w:t>
+              <w:t>   20 ( 47.6) </w:t>
+            </w:r>
+          </w:p>
+        </w:tc>
+        <w:tc>
+          <w:p>
+            <w:pPr>
+              <w:pStyle w:stlname="Normal" w:val="Normal"/>
+            </w:pPr>
+            <w:r>
+              <w:t>   21 ( 56.8) </w:t>
+            </w:r>
+          </w:p>
+        </w:tc>
+        <w:tc>
+          <w:p>
+            <w:pPr>
+              <w:pStyle w:stlname="Normal" w:val="Normal"/>
+            </w:pPr>
+            <w:r>
+              <w:t>   30 ( 75.0) </w:t>
+            </w:r>
+          </w:p>
+        </w:tc>
+        <w:tc>
+          <w:p>
+            <w:pPr>
+              <w:pStyle w:stlname="Normal" w:val="Normal"/>
+            </w:pPr>
+            <w:r>
+              <w:t>    6 ( 50.0) </w:t>
+            </w:r>
+          </w:p>
+        </w:tc>
+        <w:tc>
+          <w:p>
+            <w:pPr>
+              <w:pStyle w:stlname="Normal" w:val="Normal"/>
+            </w:pPr>
+            <w:r>
+              <w:t>    8 ( 66.7) </w:t>
+            </w:r>
+          </w:p>
+        </w:tc>
+        <w:tc>
+          <w:p>
+            <w:pPr>
+              <w:pStyle w:stlname="Normal" w:val="Normal"/>
+            </w:pPr>
+            <w:r>
+              <w:t>    6 ( 66.7) </w:t>
+            </w:r>
+          </w:p>
+        </w:tc>
+        <w:tc>
+          <w:p>
+            <w:pPr>
+              <w:pStyle w:stlname="Normal" w:val="Normal"/>
+            </w:pPr>
+            <w:r>
+              <w:t>    1 (100.0) </w:t>
             </w:r>
           </w:p>
         </w:tc>
@@ -2736,67 +2736,67 @@
               <w:pStyle w:stlname="Normal" w:val="Normal"/>
             </w:pPr>
             <w:r>
-              <w:t>   10 ( 28.6) </w:t>
-            </w:r>
-          </w:p>
-        </w:tc>
-        <w:tc>
-          <w:p>
-            <w:pPr>
-              <w:pStyle w:stlname="Normal" w:val="Normal"/>
-            </w:pPr>
-            <w:r>
-              <w:t>    0 (  0.0) </w:t>
-            </w:r>
-          </w:p>
-        </w:tc>
-        <w:tc>
-          <w:p>
-            <w:pPr>
-              <w:pStyle w:stlname="Normal" w:val="Normal"/>
-            </w:pPr>
-            <w:r>
-              <w:t>    6 ( 42.9) </w:t>
-            </w:r>
-          </w:p>
-        </w:tc>
-        <w:tc>
-          <w:p>
-            <w:pPr>
-              <w:pStyle w:stlname="Normal" w:val="Normal"/>
-            </w:pPr>
-            <w:r>
-              <w:t>    7 ( 17.5) </w:t>
-            </w:r>
-          </w:p>
-        </w:tc>
-        <w:tc>
-          <w:p>
-            <w:pPr>
-              <w:pStyle w:stlname="Normal" w:val="Normal"/>
-            </w:pPr>
-            <w:r>
-              <w:t>   14 ( 29.2) </w:t>
-            </w:r>
-          </w:p>
-        </w:tc>
-        <w:tc>
-          <w:p>
-            <w:pPr>
-              <w:pStyle w:stlname="Normal" w:val="Normal"/>
-            </w:pPr>
-            <w:r>
-              <w:t>    0 (  0.0) </w:t>
-            </w:r>
-          </w:p>
-        </w:tc>
-        <w:tc>
-          <w:p>
-            <w:pPr>
-              <w:pStyle w:stlname="Normal" w:val="Normal"/>
-            </w:pPr>
-            <w:r>
-              <w:t>    4 ( 30.8) </w:t>
+              <w:t>   16 ( 38.1) </w:t>
+            </w:r>
+          </w:p>
+        </w:tc>
+        <w:tc>
+          <w:p>
+            <w:pPr>
+              <w:pStyle w:stlname="Normal" w:val="Normal"/>
+            </w:pPr>
+            <w:r>
+              <w:t>   11 ( 29.7) </w:t>
+            </w:r>
+          </w:p>
+        </w:tc>
+        <w:tc>
+          <w:p>
+            <w:pPr>
+              <w:pStyle w:stlname="Normal" w:val="Normal"/>
+            </w:pPr>
+            <w:r>
+              <w:t>    6 ( 15.0) </w:t>
+            </w:r>
+          </w:p>
+        </w:tc>
+        <w:tc>
+          <w:p>
+            <w:pPr>
+              <w:pStyle w:stlname="Normal" w:val="Normal"/>
+            </w:pPr>
+            <w:r>
+              <w:t>    2 ( 16.7) </w:t>
+            </w:r>
+          </w:p>
+        </w:tc>
+        <w:tc>
+          <w:p>
+            <w:pPr>
+              <w:pStyle w:stlname="Normal" w:val="Normal"/>
+            </w:pPr>
+            <w:r>
+              <w:t>    4 ( 33.3) </w:t>
+            </w:r>
+          </w:p>
+        </w:tc>
+        <w:tc>
+          <w:p>
+            <w:pPr>
+              <w:pStyle w:stlname="Normal" w:val="Normal"/>
+            </w:pPr>
+            <w:r>
+              <w:t>    2 ( 22.2) </w:t>
+            </w:r>
+          </w:p>
+        </w:tc>
+        <w:tc>
+          <w:p>
+            <w:pPr>
+              <w:pStyle w:stlname="Normal" w:val="Normal"/>
+            </w:pPr>
+            <w:r>
+              <w:t>    0 (  0.0) </w:t>
             </w:r>
           </w:p>
         </w:tc>
@@ -2858,17 +2858,7 @@
               <w:pStyle w:stlname="Normal" w:val="Normal"/>
             </w:pPr>
             <w:r>
-              <w:t>    0 (  0.0) </w:t>
-            </w:r>
-          </w:p>
-        </w:tc>
-        <w:tc>
-          <w:p>
-            <w:pPr>
-              <w:pStyle w:stlname="Normal" w:val="Normal"/>
-            </w:pPr>
-            <w:r>
-              <w:t>    0 (  0.0) </w:t>
+              <w:t>    4 ( 10.8) </w:t>
             </w:r>
           </w:p>
         </w:tc>
@@ -2888,17 +2878,27 @@
               <w:pStyle w:stlname="Normal" w:val="Normal"/>
             </w:pPr>
             <w:r>
-              <w:t>    4 (  8.3) </w:t>
-            </w:r>
-          </w:p>
-        </w:tc>
-        <w:tc>
-          <w:p>
-            <w:pPr>
-              <w:pStyle w:stlname="Normal" w:val="Normal"/>
-            </w:pPr>
-            <w:r>
-              <w:t>    1 (100.0) </w:t>
+              <w:t>    1 (  8.3) </w:t>
+            </w:r>
+          </w:p>
+        </w:tc>
+        <w:tc>
+          <w:p>
+            <w:pPr>
+              <w:pStyle w:stlname="Normal" w:val="Normal"/>
+            </w:pPr>
+            <w:r>
+              <w:t>    0 (  0.0) </w:t>
+            </w:r>
+          </w:p>
+        </w:tc>
+        <w:tc>
+          <w:p>
+            <w:pPr>
+              <w:pStyle w:stlname="Normal" w:val="Normal"/>
+            </w:pPr>
+            <w:r>
+              <w:t>    0 (  0.0) </w:t>
             </w:r>
           </w:p>
         </w:tc>
@@ -2960,67 +2960,67 @@
               <w:pStyle w:stlname="Normal" w:val="Normal"/>
             </w:pPr>
             <w:r>
-              <w:t>    3 (  8.6) </w:t>
-            </w:r>
-          </w:p>
-        </w:tc>
-        <w:tc>
-          <w:p>
-            <w:pPr>
-              <w:pStyle w:stlname="Normal" w:val="Normal"/>
-            </w:pPr>
-            <w:r>
-              <w:t>    0 (  0.0) </w:t>
-            </w:r>
-          </w:p>
-        </w:tc>
-        <w:tc>
-          <w:p>
-            <w:pPr>
-              <w:pStyle w:stlname="Normal" w:val="Normal"/>
-            </w:pPr>
-            <w:r>
-              <w:t>    0 (  0.0) </w:t>
-            </w:r>
-          </w:p>
-        </w:tc>
-        <w:tc>
-          <w:p>
-            <w:pPr>
-              <w:pStyle w:stlname="Normal" w:val="Normal"/>
-            </w:pPr>
-            <w:r>
-              <w:t>   35 ( 87.5) </w:t>
-            </w:r>
-          </w:p>
-        </w:tc>
-        <w:tc>
-          <w:p>
-            <w:pPr>
-              <w:pStyle w:stlname="Normal" w:val="Normal"/>
-            </w:pPr>
-            <w:r>
-              <w:t>    0 (  0.0) </w:t>
-            </w:r>
-          </w:p>
-        </w:tc>
-        <w:tc>
-          <w:p>
-            <w:pPr>
-              <w:pStyle w:stlname="Normal" w:val="Normal"/>
-            </w:pPr>
-            <w:r>
-              <w:t>    0 (  0.0) </w:t>
-            </w:r>
-          </w:p>
-        </w:tc>
-        <w:tc>
-          <w:p>
-            <w:pPr>
-              <w:pStyle w:stlname="Normal" w:val="Normal"/>
-            </w:pPr>
-            <w:r>
-              <w:t>    0 (  0.0) </w:t>
+              <w:t>    5 ( 11.9) </w:t>
+            </w:r>
+          </w:p>
+        </w:tc>
+        <w:tc>
+          <w:p>
+            <w:pPr>
+              <w:pStyle w:stlname="Normal" w:val="Normal"/>
+            </w:pPr>
+            <w:r>
+              <w:t>    0 (  0.0) </w:t>
+            </w:r>
+          </w:p>
+        </w:tc>
+        <w:tc>
+          <w:p>
+            <w:pPr>
+              <w:pStyle w:stlname="Normal" w:val="Normal"/>
+            </w:pPr>
+            <w:r>
+              <w:t>   33 ( 82.5) </w:t>
+            </w:r>
+          </w:p>
+        </w:tc>
+        <w:tc>
+          <w:p>
+            <w:pPr>
+              <w:pStyle w:stlname="Normal" w:val="Normal"/>
+            </w:pPr>
+            <w:r>
+              <w:t>    0 (  0.0) </w:t>
+            </w:r>
+          </w:p>
+        </w:tc>
+        <w:tc>
+          <w:p>
+            <w:pPr>
+              <w:pStyle w:stlname="Normal" w:val="Normal"/>
+            </w:pPr>
+            <w:r>
+              <w:t>    0 (  0.0) </w:t>
+            </w:r>
+          </w:p>
+        </w:tc>
+        <w:tc>
+          <w:p>
+            <w:pPr>
+              <w:pStyle w:stlname="Normal" w:val="Normal"/>
+            </w:pPr>
+            <w:r>
+              <w:t>    0 (  0.0) </w:t>
+            </w:r>
+          </w:p>
+        </w:tc>
+        <w:tc>
+          <w:p>
+            <w:pPr>
+              <w:pStyle w:stlname="Normal" w:val="Normal"/>
+            </w:pPr>
+            <w:r>
+              <w:t>    0 (  NaN) </w:t>
             </w:r>
           </w:p>
         </w:tc>
@@ -3072,67 +3072,67 @@
               <w:pStyle w:stlname="Normal" w:val="Normal"/>
             </w:pPr>
             <w:r>
-              <w:t>   11 ( 31.4) </w:t>
-            </w:r>
-          </w:p>
-        </w:tc>
-        <w:tc>
-          <w:p>
-            <w:pPr>
-              <w:pStyle w:stlname="Normal" w:val="Normal"/>
-            </w:pPr>
-            <w:r>
-              <w:t>    0 (  0.0) </w:t>
-            </w:r>
-          </w:p>
-        </w:tc>
-        <w:tc>
-          <w:p>
-            <w:pPr>
-              <w:pStyle w:stlname="Normal" w:val="Normal"/>
-            </w:pPr>
-            <w:r>
-              <w:t>    0 (  0.0) </w:t>
-            </w:r>
-          </w:p>
-        </w:tc>
-        <w:tc>
-          <w:p>
-            <w:pPr>
-              <w:pStyle w:stlname="Normal" w:val="Normal"/>
-            </w:pPr>
-            <w:r>
-              <w:t>    4 ( 10.0) </w:t>
-            </w:r>
-          </w:p>
-        </w:tc>
-        <w:tc>
-          <w:p>
-            <w:pPr>
-              <w:pStyle w:stlname="Normal" w:val="Normal"/>
-            </w:pPr>
-            <w:r>
-              <w:t>   19 ( 39.6) </w:t>
-            </w:r>
-          </w:p>
-        </w:tc>
-        <w:tc>
-          <w:p>
-            <w:pPr>
-              <w:pStyle w:stlname="Normal" w:val="Normal"/>
-            </w:pPr>
-            <w:r>
-              <w:t>    1 (100.0) </w:t>
-            </w:r>
-          </w:p>
-        </w:tc>
-        <w:tc>
-          <w:p>
-            <w:pPr>
-              <w:pStyle w:stlname="Normal" w:val="Normal"/>
-            </w:pPr>
-            <w:r>
-              <w:t>    0 (  0.0) </w:t>
+              <w:t>   10 ( 23.8) </w:t>
+            </w:r>
+          </w:p>
+        </w:tc>
+        <w:tc>
+          <w:p>
+            <w:pPr>
+              <w:pStyle w:stlname="Normal" w:val="Normal"/>
+            </w:pPr>
+            <w:r>
+              <w:t>   14 ( 37.8) </w:t>
+            </w:r>
+          </w:p>
+        </w:tc>
+        <w:tc>
+          <w:p>
+            <w:pPr>
+              <w:pStyle w:stlname="Normal" w:val="Normal"/>
+            </w:pPr>
+            <w:r>
+              <w:t>    7 ( 17.5) </w:t>
+            </w:r>
+          </w:p>
+        </w:tc>
+        <w:tc>
+          <w:p>
+            <w:pPr>
+              <w:pStyle w:stlname="Normal" w:val="Normal"/>
+            </w:pPr>
+            <w:r>
+              <w:t>    4 ( 33.3) </w:t>
+            </w:r>
+          </w:p>
+        </w:tc>
+        <w:tc>
+          <w:p>
+            <w:pPr>
+              <w:pStyle w:stlname="Normal" w:val="Normal"/>
+            </w:pPr>
+            <w:r>
+              <w:t>    0 (  0.0) </w:t>
+            </w:r>
+          </w:p>
+        </w:tc>
+        <w:tc>
+          <w:p>
+            <w:pPr>
+              <w:pStyle w:stlname="Normal" w:val="Normal"/>
+            </w:pPr>
+            <w:r>
+              <w:t>    0 (  0.0) </w:t>
+            </w:r>
+          </w:p>
+        </w:tc>
+        <w:tc>
+          <w:p>
+            <w:pPr>
+              <w:pStyle w:stlname="Normal" w:val="Normal"/>
+            </w:pPr>
+            <w:r>
+              <w:t>    0 (  NaN) </w:t>
             </w:r>
           </w:p>
         </w:tc>
@@ -3184,67 +3184,67 @@
               <w:pStyle w:stlname="Normal" w:val="Normal"/>
             </w:pPr>
             <w:r>
-              <w:t>    8 ( 22.9) </w:t>
-            </w:r>
-          </w:p>
-        </w:tc>
-        <w:tc>
-          <w:p>
-            <w:pPr>
-              <w:pStyle w:stlname="Normal" w:val="Normal"/>
-            </w:pPr>
-            <w:r>
-              <w:t>    1 (100.0) </w:t>
-            </w:r>
-          </w:p>
-        </w:tc>
-        <w:tc>
-          <w:p>
-            <w:pPr>
-              <w:pStyle w:stlname="Normal" w:val="Normal"/>
-            </w:pPr>
-            <w:r>
-              <w:t>    9 ( 64.3) </w:t>
-            </w:r>
-          </w:p>
-        </w:tc>
-        <w:tc>
-          <w:p>
-            <w:pPr>
-              <w:pStyle w:stlname="Normal" w:val="Normal"/>
-            </w:pPr>
-            <w:r>
-              <w:t>    0 (  0.0) </w:t>
-            </w:r>
-          </w:p>
-        </w:tc>
-        <w:tc>
-          <w:p>
-            <w:pPr>
-              <w:pStyle w:stlname="Normal" w:val="Normal"/>
-            </w:pPr>
-            <w:r>
-              <w:t>   26 ( 54.2) </w:t>
-            </w:r>
-          </w:p>
-        </w:tc>
-        <w:tc>
-          <w:p>
-            <w:pPr>
-              <w:pStyle w:stlname="Normal" w:val="Normal"/>
-            </w:pPr>
-            <w:r>
-              <w:t>    0 (  0.0) </w:t>
-            </w:r>
-          </w:p>
-        </w:tc>
-        <w:tc>
-          <w:p>
-            <w:pPr>
-              <w:pStyle w:stlname="Normal" w:val="Normal"/>
-            </w:pPr>
-            <w:r>
-              <w:t>    4 ( 30.8) </w:t>
+              <w:t>    8 ( 19.0) </w:t>
+            </w:r>
+          </w:p>
+        </w:tc>
+        <w:tc>
+          <w:p>
+            <w:pPr>
+              <w:pStyle w:stlname="Normal" w:val="Normal"/>
+            </w:pPr>
+            <w:r>
+              <w:t>   20 ( 54.1) </w:t>
+            </w:r>
+          </w:p>
+        </w:tc>
+        <w:tc>
+          <w:p>
+            <w:pPr>
+              <w:pStyle w:stlname="Normal" w:val="Normal"/>
+            </w:pPr>
+            <w:r>
+              <w:t>    0 (  0.0) </w:t>
+            </w:r>
+          </w:p>
+        </w:tc>
+        <w:tc>
+          <w:p>
+            <w:pPr>
+              <w:pStyle w:stlname="Normal" w:val="Normal"/>
+            </w:pPr>
+            <w:r>
+              <w:t>    7 ( 58.3) </w:t>
+            </w:r>
+          </w:p>
+        </w:tc>
+        <w:tc>
+          <w:p>
+            <w:pPr>
+              <w:pStyle w:stlname="Normal" w:val="Normal"/>
+            </w:pPr>
+            <w:r>
+              <w:t>    4 ( 33.3) </w:t>
+            </w:r>
+          </w:p>
+        </w:tc>
+        <w:tc>
+          <w:p>
+            <w:pPr>
+              <w:pStyle w:stlname="Normal" w:val="Normal"/>
+            </w:pPr>
+            <w:r>
+              <w:t>    9 (100.0) </w:t>
+            </w:r>
+          </w:p>
+        </w:tc>
+        <w:tc>
+          <w:p>
+            <w:pPr>
+              <w:pStyle w:stlname="Normal" w:val="Normal"/>
+            </w:pPr>
+            <w:r>
+              <w:t>    0 (  NaN) </w:t>
             </w:r>
           </w:p>
         </w:tc>
@@ -3296,67 +3296,67 @@
               <w:pStyle w:stlname="Normal" w:val="Normal"/>
             </w:pPr>
             <w:r>
-              <w:t>    6 ( 17.1) </w:t>
-            </w:r>
-          </w:p>
-        </w:tc>
-        <w:tc>
-          <w:p>
-            <w:pPr>
-              <w:pStyle w:stlname="Normal" w:val="Normal"/>
-            </w:pPr>
-            <w:r>
-              <w:t>    0 (  0.0) </w:t>
-            </w:r>
-          </w:p>
-        </w:tc>
-        <w:tc>
-          <w:p>
-            <w:pPr>
-              <w:pStyle w:stlname="Normal" w:val="Normal"/>
-            </w:pPr>
-            <w:r>
-              <w:t>    4 ( 28.6) </w:t>
-            </w:r>
-          </w:p>
-        </w:tc>
-        <w:tc>
-          <w:p>
-            <w:pPr>
-              <w:pStyle w:stlname="Normal" w:val="Normal"/>
-            </w:pPr>
-            <w:r>
-              <w:t>    0 (  0.0) </w:t>
-            </w:r>
-          </w:p>
-        </w:tc>
-        <w:tc>
-          <w:p>
-            <w:pPr>
-              <w:pStyle w:stlname="Normal" w:val="Normal"/>
-            </w:pPr>
-            <w:r>
-              <w:t>    3 (  6.2) </w:t>
-            </w:r>
-          </w:p>
-        </w:tc>
-        <w:tc>
-          <w:p>
-            <w:pPr>
-              <w:pStyle w:stlname="Normal" w:val="Normal"/>
-            </w:pPr>
-            <w:r>
-              <w:t>    0 (  0.0) </w:t>
-            </w:r>
-          </w:p>
-        </w:tc>
-        <w:tc>
-          <w:p>
-            <w:pPr>
-              <w:pStyle w:stlname="Normal" w:val="Normal"/>
-            </w:pPr>
-            <w:r>
-              <w:t>    9 ( 69.2) </w:t>
+              <w:t>   11 ( 26.2) </w:t>
+            </w:r>
+          </w:p>
+        </w:tc>
+        <w:tc>
+          <w:p>
+            <w:pPr>
+              <w:pStyle w:stlname="Normal" w:val="Normal"/>
+            </w:pPr>
+            <w:r>
+              <w:t>    3 (  8.1) </w:t>
+            </w:r>
+          </w:p>
+        </w:tc>
+        <w:tc>
+          <w:p>
+            <w:pPr>
+              <w:pStyle w:stlname="Normal" w:val="Normal"/>
+            </w:pPr>
+            <w:r>
+              <w:t>    0 (  0.0) </w:t>
+            </w:r>
+          </w:p>
+        </w:tc>
+        <w:tc>
+          <w:p>
+            <w:pPr>
+              <w:pStyle w:stlname="Normal" w:val="Normal"/>
+            </w:pPr>
+            <w:r>
+              <w:t>    0 (  0.0) </w:t>
+            </w:r>
+          </w:p>
+        </w:tc>
+        <w:tc>
+          <w:p>
+            <w:pPr>
+              <w:pStyle w:stlname="Normal" w:val="Normal"/>
+            </w:pPr>
+            <w:r>
+              <w:t>    8 ( 66.7) </w:t>
+            </w:r>
+          </w:p>
+        </w:tc>
+        <w:tc>
+          <w:p>
+            <w:pPr>
+              <w:pStyle w:stlname="Normal" w:val="Normal"/>
+            </w:pPr>
+            <w:r>
+              <w:t>    0 (  0.0) </w:t>
+            </w:r>
+          </w:p>
+        </w:tc>
+        <w:tc>
+          <w:p>
+            <w:pPr>
+              <w:pStyle w:stlname="Normal" w:val="Normal"/>
+            </w:pPr>
+            <w:r>
+              <w:t>    0 (  NaN) </w:t>
             </w:r>
           </w:p>
         </w:tc>
@@ -3408,67 +3408,67 @@
               <w:pStyle w:stlname="Normal" w:val="Normal"/>
             </w:pPr>
             <w:r>
-              <w:t>    7 ( 20.0) </w:t>
-            </w:r>
-          </w:p>
-        </w:tc>
-        <w:tc>
-          <w:p>
-            <w:pPr>
-              <w:pStyle w:stlname="Normal" w:val="Normal"/>
-            </w:pPr>
-            <w:r>
-              <w:t>    0 (  0.0) </w:t>
-            </w:r>
-          </w:p>
-        </w:tc>
-        <w:tc>
-          <w:p>
-            <w:pPr>
-              <w:pStyle w:stlname="Normal" w:val="Normal"/>
-            </w:pPr>
-            <w:r>
-              <w:t>    1 (  7.1) </w:t>
-            </w:r>
-          </w:p>
-        </w:tc>
-        <w:tc>
-          <w:p>
-            <w:pPr>
-              <w:pStyle w:stlname="Normal" w:val="Normal"/>
-            </w:pPr>
-            <w:r>
-              <w:t>    1 (  2.5) </w:t>
-            </w:r>
-          </w:p>
-        </w:tc>
-        <w:tc>
-          <w:p>
-            <w:pPr>
-              <w:pStyle w:stlname="Normal" w:val="Normal"/>
-            </w:pPr>
-            <w:r>
-              <w:t>    0 (  0.0) </w:t>
-            </w:r>
-          </w:p>
-        </w:tc>
-        <w:tc>
-          <w:p>
-            <w:pPr>
-              <w:pStyle w:stlname="Normal" w:val="Normal"/>
-            </w:pPr>
-            <w:r>
-              <w:t>    0 (  0.0) </w:t>
-            </w:r>
-          </w:p>
-        </w:tc>
-        <w:tc>
-          <w:p>
-            <w:pPr>
-              <w:pStyle w:stlname="Normal" w:val="Normal"/>
-            </w:pPr>
-            <w:r>
-              <w:t>    0 (  0.0) </w:t>
+              <w:t>    8 ( 19.0) </w:t>
+            </w:r>
+          </w:p>
+        </w:tc>
+        <w:tc>
+          <w:p>
+            <w:pPr>
+              <w:pStyle w:stlname="Normal" w:val="Normal"/>
+            </w:pPr>
+            <w:r>
+              <w:t>    0 (  0.0) </w:t>
+            </w:r>
+          </w:p>
+        </w:tc>
+        <w:tc>
+          <w:p>
+            <w:pPr>
+              <w:pStyle w:stlname="Normal" w:val="Normal"/>
+            </w:pPr>
+            <w:r>
+              <w:t>    0 (  0.0) </w:t>
+            </w:r>
+          </w:p>
+        </w:tc>
+        <w:tc>
+          <w:p>
+            <w:pPr>
+              <w:pStyle w:stlname="Normal" w:val="Normal"/>
+            </w:pPr>
+            <w:r>
+              <w:t>    1 (  8.3) </w:t>
+            </w:r>
+          </w:p>
+        </w:tc>
+        <w:tc>
+          <w:p>
+            <w:pPr>
+              <w:pStyle w:stlname="Normal" w:val="Normal"/>
+            </w:pPr>
+            <w:r>
+              <w:t>    0 (  0.0) </w:t>
+            </w:r>
+          </w:p>
+        </w:tc>
+        <w:tc>
+          <w:p>
+            <w:pPr>
+              <w:pStyle w:stlname="Normal" w:val="Normal"/>
+            </w:pPr>
+            <w:r>
+              <w:t>    0 (  0.0) </w:t>
+            </w:r>
+          </w:p>
+        </w:tc>
+        <w:tc>
+          <w:p>
+            <w:pPr>
+              <w:pStyle w:stlname="Normal" w:val="Normal"/>
+            </w:pPr>
+            <w:r>
+              <w:t>    0 (  NaN) </w:t>
             </w:r>
           </w:p>
         </w:tc>
@@ -3580,7 +3580,7 @@
               <w:pStyle w:stlname="Normal" w:val="Normal"/>
             </w:pPr>
             <w:r>
-              <w:t>    0 (  0.0) </w:t>
+              <w:t>    0 (  NaN) </w:t>
             </w:r>
           </w:p>
         </w:tc>
@@ -3632,47 +3632,47 @@
               <w:pStyle w:stlname="Normal" w:val="Normal"/>
             </w:pPr>
             <w:r>
-              <w:t>    2 (  5.7) </w:t>
-            </w:r>
-          </w:p>
-        </w:tc>
-        <w:tc>
-          <w:p>
-            <w:pPr>
-              <w:pStyle w:stlname="Normal" w:val="Normal"/>
-            </w:pPr>
-            <w:r>
-              <w:t>    0 (  0.0) </w:t>
-            </w:r>
-          </w:p>
-        </w:tc>
-        <w:tc>
-          <w:p>
-            <w:pPr>
-              <w:pStyle w:stlname="Normal" w:val="Normal"/>
-            </w:pPr>
-            <w:r>
-              <w:t>    2 ( 14.3) </w:t>
-            </w:r>
-          </w:p>
-        </w:tc>
-        <w:tc>
-          <w:p>
-            <w:pPr>
-              <w:pStyle w:stlname="Normal" w:val="Normal"/>
-            </w:pPr>
-            <w:r>
-              <w:t>    0 (  0.0) </w:t>
-            </w:r>
-          </w:p>
-        </w:tc>
-        <w:tc>
-          <w:p>
-            <w:pPr>
-              <w:pStyle w:stlname="Normal" w:val="Normal"/>
-            </w:pPr>
-            <w:r>
-              <w:t>    5 ( 10.4) </w:t>
+              <w:t>    3 (  7.1) </w:t>
+            </w:r>
+          </w:p>
+        </w:tc>
+        <w:tc>
+          <w:p>
+            <w:pPr>
+              <w:pStyle w:stlname="Normal" w:val="Normal"/>
+            </w:pPr>
+            <w:r>
+              <w:t>    6 ( 16.2) </w:t>
+            </w:r>
+          </w:p>
+        </w:tc>
+        <w:tc>
+          <w:p>
+            <w:pPr>
+              <w:pStyle w:stlname="Normal" w:val="Normal"/>
+            </w:pPr>
+            <w:r>
+              <w:t>    0 (  0.0) </w:t>
+            </w:r>
+          </w:p>
+        </w:tc>
+        <w:tc>
+          <w:p>
+            <w:pPr>
+              <w:pStyle w:stlname="Normal" w:val="Normal"/>
+            </w:pPr>
+            <w:r>
+              <w:t>    0 (  0.0) </w:t>
+            </w:r>
+          </w:p>
+        </w:tc>
+        <w:tc>
+          <w:p>
+            <w:pPr>
+              <w:pStyle w:stlname="Normal" w:val="Normal"/>
+            </w:pPr>
+            <w:r>
+              <w:t>    0 (  0.0) </w:t>
             </w:r>
           </w:p>
         </w:tc>
@@ -3744,67 +3744,67 @@
               <w:pStyle w:stlname="Normal" w:val="Normal"/>
             </w:pPr>
             <w:r>
-              <w:t>    2 (  5.7) </w:t>
-            </w:r>
-          </w:p>
-        </w:tc>
-        <w:tc>
-          <w:p>
-            <w:pPr>
-              <w:pStyle w:stlname="Normal" w:val="Normal"/>
-            </w:pPr>
-            <w:r>
-              <w:t>    0 (  0.0) </w:t>
-            </w:r>
-          </w:p>
-        </w:tc>
-        <w:tc>
-          <w:p>
-            <w:pPr>
-              <w:pStyle w:stlname="Normal" w:val="Normal"/>
-            </w:pPr>
-            <w:r>
-              <w:t>    2 ( 14.3) </w:t>
-            </w:r>
-          </w:p>
-        </w:tc>
-        <w:tc>
-          <w:p>
-            <w:pPr>
-              <w:pStyle w:stlname="Normal" w:val="Normal"/>
-            </w:pPr>
-            <w:r>
-              <w:t>    0 (  0.0) </w:t>
-            </w:r>
-          </w:p>
-        </w:tc>
-        <w:tc>
-          <w:p>
-            <w:pPr>
-              <w:pStyle w:stlname="Normal" w:val="Normal"/>
-            </w:pPr>
-            <w:r>
-              <w:t>    6 ( 12.5) </w:t>
-            </w:r>
-          </w:p>
-        </w:tc>
-        <w:tc>
-          <w:p>
-            <w:pPr>
-              <w:pStyle w:stlname="Normal" w:val="Normal"/>
-            </w:pPr>
-            <w:r>
-              <w:t>    0 (  0.0) </w:t>
-            </w:r>
-          </w:p>
-        </w:tc>
-        <w:tc>
-          <w:p>
-            <w:pPr>
-              <w:pStyle w:stlname="Normal" w:val="Normal"/>
-            </w:pPr>
-            <w:r>
-              <w:t>    1 (  7.7) </w:t>
+              <w:t>    3 (  7.1) </w:t>
+            </w:r>
+          </w:p>
+        </w:tc>
+        <w:tc>
+          <w:p>
+            <w:pPr>
+              <w:pStyle w:stlname="Normal" w:val="Normal"/>
+            </w:pPr>
+            <w:r>
+              <w:t>    6 ( 16.2) </w:t>
+            </w:r>
+          </w:p>
+        </w:tc>
+        <w:tc>
+          <w:p>
+            <w:pPr>
+              <w:pStyle w:stlname="Normal" w:val="Normal"/>
+            </w:pPr>
+            <w:r>
+              <w:t>    0 (  0.0) </w:t>
+            </w:r>
+          </w:p>
+        </w:tc>
+        <w:tc>
+          <w:p>
+            <w:pPr>
+              <w:pStyle w:stlname="Normal" w:val="Normal"/>
+            </w:pPr>
+            <w:r>
+              <w:t>    1 (  8.3) </w:t>
+            </w:r>
+          </w:p>
+        </w:tc>
+        <w:tc>
+          <w:p>
+            <w:pPr>
+              <w:pStyle w:stlname="Normal" w:val="Normal"/>
+            </w:pPr>
+            <w:r>
+              <w:t>    0 (  0.0) </w:t>
+            </w:r>
+          </w:p>
+        </w:tc>
+        <w:tc>
+          <w:p>
+            <w:pPr>
+              <w:pStyle w:stlname="Normal" w:val="Normal"/>
+            </w:pPr>
+            <w:r>
+              <w:t>    1 ( 11.1) </w:t>
+            </w:r>
+          </w:p>
+        </w:tc>
+        <w:tc>
+          <w:p>
+            <w:pPr>
+              <w:pStyle w:stlname="Normal" w:val="Normal"/>
+            </w:pPr>
+            <w:r>
+              <w:t>    0 (  0.0) </w:t>
             </w:r>
           </w:p>
         </w:tc>
@@ -3856,37 +3856,37 @@
               <w:pStyle w:stlname="Normal" w:val="Normal"/>
             </w:pPr>
             <w:r>
-              <w:t>    5 ( 14.3) </w:t>
-            </w:r>
-          </w:p>
-        </w:tc>
-        <w:tc>
-          <w:p>
-            <w:pPr>
-              <w:pStyle w:stlname="Normal" w:val="Normal"/>
-            </w:pPr>
-            <w:r>
-              <w:t>    0 (  0.0) </w:t>
-            </w:r>
-          </w:p>
-        </w:tc>
-        <w:tc>
-          <w:p>
-            <w:pPr>
-              <w:pStyle w:stlname="Normal" w:val="Normal"/>
-            </w:pPr>
-            <w:r>
-              <w:t>    0 (  0.0) </w:t>
-            </w:r>
-          </w:p>
-        </w:tc>
-        <w:tc>
-          <w:p>
-            <w:pPr>
-              <w:pStyle w:stlname="Normal" w:val="Normal"/>
-            </w:pPr>
-            <w:r>
-              <w:t>    2 (  5.0) </w:t>
+              <w:t>    5 ( 11.9) </w:t>
+            </w:r>
+          </w:p>
+        </w:tc>
+        <w:tc>
+          <w:p>
+            <w:pPr>
+              <w:pStyle w:stlname="Normal" w:val="Normal"/>
+            </w:pPr>
+            <w:r>
+              <w:t>    0 (  0.0) </w:t>
+            </w:r>
+          </w:p>
+        </w:tc>
+        <w:tc>
+          <w:p>
+            <w:pPr>
+              <w:pStyle w:stlname="Normal" w:val="Normal"/>
+            </w:pPr>
+            <w:r>
+              <w:t>    1 (  2.5) </w:t>
+            </w:r>
+          </w:p>
+        </w:tc>
+        <w:tc>
+          <w:p>
+            <w:pPr>
+              <w:pStyle w:stlname="Normal" w:val="Normal"/>
+            </w:pPr>
+            <w:r>
+              <w:t>    1 (  8.3) </w:t>
             </w:r>
           </w:p>
         </w:tc>
@@ -3968,17 +3968,7 @@
               <w:pStyle w:stlname="Normal" w:val="Normal"/>
             </w:pPr>
             <w:r>
-              <w:t>   10 ( 28.6) </w:t>
-            </w:r>
-          </w:p>
-        </w:tc>
-        <w:tc>
-          <w:p>
-            <w:pPr>
-              <w:pStyle w:stlname="Normal" w:val="Normal"/>
-            </w:pPr>
-            <w:r>
-              <w:t>    0 (  0.0) </w:t>
+              <w:t>    9 ( 21.4) </w:t>
             </w:r>
           </w:p>
         </w:tc>
@@ -4008,17 +3998,27 @@
               <w:pStyle w:stlname="Normal" w:val="Normal"/>
             </w:pPr>
             <w:r>
-              <w:t>    0 (  0.0) </w:t>
-            </w:r>
-          </w:p>
-        </w:tc>
-        <w:tc>
-          <w:p>
-            <w:pPr>
-              <w:pStyle w:stlname="Normal" w:val="Normal"/>
-            </w:pPr>
-            <w:r>
-              <w:t>    1 (100.0) </w:t>
+              <w:t>    2 ( 16.7) </w:t>
+            </w:r>
+          </w:p>
+        </w:tc>
+        <w:tc>
+          <w:p>
+            <w:pPr>
+              <w:pStyle w:stlname="Normal" w:val="Normal"/>
+            </w:pPr>
+            <w:r>
+              <w:t>    0 (  0.0) </w:t>
+            </w:r>
+          </w:p>
+        </w:tc>
+        <w:tc>
+          <w:p>
+            <w:pPr>
+              <w:pStyle w:stlname="Normal" w:val="Normal"/>
+            </w:pPr>
+            <w:r>
+              <w:t>    0 (  0.0) </w:t>
             </w:r>
           </w:p>
         </w:tc>
@@ -4080,67 +4080,67 @@
               <w:pStyle w:stlname="Normal" w:val="Normal"/>
             </w:pPr>
             <w:r>
-              <w:t>   10 ( 28.6) </w:t>
-            </w:r>
-          </w:p>
-        </w:tc>
-        <w:tc>
-          <w:p>
-            <w:pPr>
-              <w:pStyle w:stlname="Normal" w:val="Normal"/>
-            </w:pPr>
-            <w:r>
-              <w:t>    1 ( 50.0) </w:t>
-            </w:r>
-          </w:p>
-        </w:tc>
-        <w:tc>
-          <w:p>
-            <w:pPr>
-              <w:pStyle w:stlname="Normal" w:val="Normal"/>
-            </w:pPr>
-            <w:r>
-              <w:t>    1 (  7.1) </w:t>
-            </w:r>
-          </w:p>
-        </w:tc>
-        <w:tc>
-          <w:p>
-            <w:pPr>
-              <w:pStyle w:stlname="Normal" w:val="Normal"/>
-            </w:pPr>
-            <w:r>
-              <w:t>    3 (  7.5) </w:t>
-            </w:r>
-          </w:p>
-        </w:tc>
-        <w:tc>
-          <w:p>
-            <w:pPr>
-              <w:pStyle w:stlname="Normal" w:val="Normal"/>
-            </w:pPr>
-            <w:r>
-              <w:t>   20 ( 41.7) </w:t>
-            </w:r>
-          </w:p>
-        </w:tc>
-        <w:tc>
-          <w:p>
-            <w:pPr>
-              <w:pStyle w:stlname="Normal" w:val="Normal"/>
-            </w:pPr>
-            <w:r>
-              <w:t>    0 (  0.0) </w:t>
-            </w:r>
-          </w:p>
-        </w:tc>
-        <w:tc>
-          <w:p>
-            <w:pPr>
-              <w:pStyle w:stlname="Normal" w:val="Normal"/>
-            </w:pPr>
-            <w:r>
-              <w:t>    2 ( 15.4) </w:t>
+              <w:t>    7 ( 16.7) </w:t>
+            </w:r>
+          </w:p>
+        </w:tc>
+        <w:tc>
+          <w:p>
+            <w:pPr>
+              <w:pStyle w:stlname="Normal" w:val="Normal"/>
+            </w:pPr>
+            <w:r>
+              <w:t>   15 ( 40.5) </w:t>
+            </w:r>
+          </w:p>
+        </w:tc>
+        <w:tc>
+          <w:p>
+            <w:pPr>
+              <w:pStyle w:stlname="Normal" w:val="Normal"/>
+            </w:pPr>
+            <w:r>
+              <w:t>    5 ( 12.5) </w:t>
+            </w:r>
+          </w:p>
+        </w:tc>
+        <w:tc>
+          <w:p>
+            <w:pPr>
+              <w:pStyle w:stlname="Normal" w:val="Normal"/>
+            </w:pPr>
+            <w:r>
+              <w:t>    6 ( 50.0) </w:t>
+            </w:r>
+          </w:p>
+        </w:tc>
+        <w:tc>
+          <w:p>
+            <w:pPr>
+              <w:pStyle w:stlname="Normal" w:val="Normal"/>
+            </w:pPr>
+            <w:r>
+              <w:t>    3 ( 25.0) </w:t>
+            </w:r>
+          </w:p>
+        </w:tc>
+        <w:tc>
+          <w:p>
+            <w:pPr>
+              <w:pStyle w:stlname="Normal" w:val="Normal"/>
+            </w:pPr>
+            <w:r>
+              <w:t>    0 (  0.0) </w:t>
+            </w:r>
+          </w:p>
+        </w:tc>
+        <w:tc>
+          <w:p>
+            <w:pPr>
+              <w:pStyle w:stlname="Normal" w:val="Normal"/>
+            </w:pPr>
+            <w:r>
+              <w:t>    1 (100.0) </w:t>
             </w:r>
           </w:p>
         </w:tc>
@@ -4192,27 +4192,17 @@
               <w:pStyle w:stlname="Normal" w:val="Normal"/>
             </w:pPr>
             <w:r>
-              <w:t>    3 (  8.6) </w:t>
-            </w:r>
-          </w:p>
-        </w:tc>
-        <w:tc>
-          <w:p>
-            <w:pPr>
-              <w:pStyle w:stlname="Normal" w:val="Normal"/>
-            </w:pPr>
-            <w:r>
-              <w:t>    0 (  0.0) </w:t>
-            </w:r>
-          </w:p>
-        </w:tc>
-        <w:tc>
-          <w:p>
-            <w:pPr>
-              <w:pStyle w:stlname="Normal" w:val="Normal"/>
-            </w:pPr>
-            <w:r>
-              <w:t>    3 ( 21.4) </w:t>
+              <w:t>    4 (  9.5) </w:t>
+            </w:r>
+          </w:p>
+        </w:tc>
+        <w:tc>
+          <w:p>
+            <w:pPr>
+              <w:pStyle w:stlname="Normal" w:val="Normal"/>
+            </w:pPr>
+            <w:r>
+              <w:t>    4 ( 10.8) </w:t>
             </w:r>
           </w:p>
         </w:tc>
@@ -4232,17 +4222,27 @@
               <w:pStyle w:stlname="Normal" w:val="Normal"/>
             </w:pPr>
             <w:r>
-              <w:t>    5 ( 10.4) </w:t>
-            </w:r>
-          </w:p>
-        </w:tc>
-        <w:tc>
-          <w:p>
-            <w:pPr>
-              <w:pStyle w:stlname="Normal" w:val="Normal"/>
-            </w:pPr>
-            <w:r>
-              <w:t>    0 (  0.0) </w:t>
+              <w:t>    1 (  8.3) </w:t>
+            </w:r>
+          </w:p>
+        </w:tc>
+        <w:tc>
+          <w:p>
+            <w:pPr>
+              <w:pStyle w:stlname="Normal" w:val="Normal"/>
+            </w:pPr>
+            <w:r>
+              <w:t>    0 (  0.0) </w:t>
+            </w:r>
+          </w:p>
+        </w:tc>
+        <w:tc>
+          <w:p>
+            <w:pPr>
+              <w:pStyle w:stlname="Normal" w:val="Normal"/>
+            </w:pPr>
+            <w:r>
+              <w:t>    2 ( 22.2) </w:t>
             </w:r>
           </w:p>
         </w:tc>
@@ -4304,57 +4304,57 @@
               <w:pStyle w:stlname="Normal" w:val="Normal"/>
             </w:pPr>
             <w:r>
-              <w:t>    2 (  5.7) </w:t>
-            </w:r>
-          </w:p>
-        </w:tc>
-        <w:tc>
-          <w:p>
-            <w:pPr>
-              <w:pStyle w:stlname="Normal" w:val="Normal"/>
-            </w:pPr>
-            <w:r>
-              <w:t>    1 ( 50.0) </w:t>
-            </w:r>
-          </w:p>
-        </w:tc>
-        <w:tc>
-          <w:p>
-            <w:pPr>
-              <w:pStyle w:stlname="Normal" w:val="Normal"/>
-            </w:pPr>
-            <w:r>
-              <w:t>    3 ( 21.4) </w:t>
-            </w:r>
-          </w:p>
-        </w:tc>
-        <w:tc>
-          <w:p>
-            <w:pPr>
-              <w:pStyle w:stlname="Normal" w:val="Normal"/>
-            </w:pPr>
-            <w:r>
-              <w:t>    0 (  0.0) </w:t>
-            </w:r>
-          </w:p>
-        </w:tc>
-        <w:tc>
-          <w:p>
-            <w:pPr>
-              <w:pStyle w:stlname="Normal" w:val="Normal"/>
-            </w:pPr>
-            <w:r>
-              <w:t>    2 (  4.2) </w:t>
-            </w:r>
-          </w:p>
-        </w:tc>
-        <w:tc>
-          <w:p>
-            <w:pPr>
-              <w:pStyle w:stlname="Normal" w:val="Normal"/>
-            </w:pPr>
-            <w:r>
-              <w:t>    0 (  0.0) </w:t>
+              <w:t>    3 (  7.1) </w:t>
+            </w:r>
+          </w:p>
+        </w:tc>
+        <w:tc>
+          <w:p>
+            <w:pPr>
+              <w:pStyle w:stlname="Normal" w:val="Normal"/>
+            </w:pPr>
+            <w:r>
+              <w:t>    0 (  0.0) </w:t>
+            </w:r>
+          </w:p>
+        </w:tc>
+        <w:tc>
+          <w:p>
+            <w:pPr>
+              <w:pStyle w:stlname="Normal" w:val="Normal"/>
+            </w:pPr>
+            <w:r>
+              <w:t>    0 (  0.0) </w:t>
+            </w:r>
+          </w:p>
+        </w:tc>
+        <w:tc>
+          <w:p>
+            <w:pPr>
+              <w:pStyle w:stlname="Normal" w:val="Normal"/>
+            </w:pPr>
+            <w:r>
+              <w:t>    0 (  0.0) </w:t>
+            </w:r>
+          </w:p>
+        </w:tc>
+        <w:tc>
+          <w:p>
+            <w:pPr>
+              <w:pStyle w:stlname="Normal" w:val="Normal"/>
+            </w:pPr>
+            <w:r>
+              <w:t>    0 (  0.0) </w:t>
+            </w:r>
+          </w:p>
+        </w:tc>
+        <w:tc>
+          <w:p>
+            <w:pPr>
+              <w:pStyle w:stlname="Normal" w:val="Normal"/>
+            </w:pPr>
+            <w:r>
+              <w:t>    5 ( 55.6) </w:t>
             </w:r>
           </w:p>
         </w:tc>
@@ -4416,67 +4416,67 @@
               <w:pStyle w:stlname="Normal" w:val="Normal"/>
             </w:pPr>
             <w:r>
-              <w:t>    0 (  0.0) </w:t>
-            </w:r>
-          </w:p>
-        </w:tc>
-        <w:tc>
-          <w:p>
-            <w:pPr>
-              <w:pStyle w:stlname="Normal" w:val="Normal"/>
-            </w:pPr>
-            <w:r>
-              <w:t>    0 (  0.0) </w:t>
-            </w:r>
-          </w:p>
-        </w:tc>
-        <w:tc>
-          <w:p>
-            <w:pPr>
-              <w:pStyle w:stlname="Normal" w:val="Normal"/>
-            </w:pPr>
-            <w:r>
-              <w:t>    1 (  7.1) </w:t>
-            </w:r>
-          </w:p>
-        </w:tc>
-        <w:tc>
-          <w:p>
-            <w:pPr>
-              <w:pStyle w:stlname="Normal" w:val="Normal"/>
-            </w:pPr>
-            <w:r>
-              <w:t>    0 (  0.0) </w:t>
-            </w:r>
-          </w:p>
-        </w:tc>
-        <w:tc>
-          <w:p>
-            <w:pPr>
-              <w:pStyle w:stlname="Normal" w:val="Normal"/>
-            </w:pPr>
-            <w:r>
-              <w:t>    1 (  2.1) </w:t>
-            </w:r>
-          </w:p>
-        </w:tc>
-        <w:tc>
-          <w:p>
-            <w:pPr>
-              <w:pStyle w:stlname="Normal" w:val="Normal"/>
-            </w:pPr>
-            <w:r>
-              <w:t>    0 (  0.0) </w:t>
-            </w:r>
-          </w:p>
-        </w:tc>
-        <w:tc>
-          <w:p>
-            <w:pPr>
-              <w:pStyle w:stlname="Normal" w:val="Normal"/>
-            </w:pPr>
-            <w:r>
-              <w:t>   10 ( 76.9) </w:t>
+              <w:t>    3 (  7.1) </w:t>
+            </w:r>
+          </w:p>
+        </w:tc>
+        <w:tc>
+          <w:p>
+            <w:pPr>
+              <w:pStyle w:stlname="Normal" w:val="Normal"/>
+            </w:pPr>
+            <w:r>
+              <w:t>    1 (  2.7) </w:t>
+            </w:r>
+          </w:p>
+        </w:tc>
+        <w:tc>
+          <w:p>
+            <w:pPr>
+              <w:pStyle w:stlname="Normal" w:val="Normal"/>
+            </w:pPr>
+            <w:r>
+              <w:t>    0 (  0.0) </w:t>
+            </w:r>
+          </w:p>
+        </w:tc>
+        <w:tc>
+          <w:p>
+            <w:pPr>
+              <w:pStyle w:stlname="Normal" w:val="Normal"/>
+            </w:pPr>
+            <w:r>
+              <w:t>    0 (  0.0) </w:t>
+            </w:r>
+          </w:p>
+        </w:tc>
+        <w:tc>
+          <w:p>
+            <w:pPr>
+              <w:pStyle w:stlname="Normal" w:val="Normal"/>
+            </w:pPr>
+            <w:r>
+              <w:t>    8 ( 66.7) </w:t>
+            </w:r>
+          </w:p>
+        </w:tc>
+        <w:tc>
+          <w:p>
+            <w:pPr>
+              <w:pStyle w:stlname="Normal" w:val="Normal"/>
+            </w:pPr>
+            <w:r>
+              <w:t>    0 (  0.0) </w:t>
+            </w:r>
+          </w:p>
+        </w:tc>
+        <w:tc>
+          <w:p>
+            <w:pPr>
+              <w:pStyle w:stlname="Normal" w:val="Normal"/>
+            </w:pPr>
+            <w:r>
+              <w:t>    0 (  0.0) </w:t>
             </w:r>
           </w:p>
         </w:tc>
@@ -4528,27 +4528,17 @@
               <w:pStyle w:stlname="Normal" w:val="Normal"/>
             </w:pPr>
             <w:r>
-              <w:t>    0 (  0.0) </w:t>
-            </w:r>
-          </w:p>
-        </w:tc>
-        <w:tc>
-          <w:p>
-            <w:pPr>
-              <w:pStyle w:stlname="Normal" w:val="Normal"/>
-            </w:pPr>
-            <w:r>
-              <w:t>    0 (  0.0) </w:t>
-            </w:r>
-          </w:p>
-        </w:tc>
-        <w:tc>
-          <w:p>
-            <w:pPr>
-              <w:pStyle w:stlname="Normal" w:val="Normal"/>
-            </w:pPr>
-            <w:r>
-              <w:t>    2 ( 14.3) </w:t>
+              <w:t>    3 (  7.1) </w:t>
+            </w:r>
+          </w:p>
+        </w:tc>
+        <w:tc>
+          <w:p>
+            <w:pPr>
+              <w:pStyle w:stlname="Normal" w:val="Normal"/>
+            </w:pPr>
+            <w:r>
+              <w:t>    5 ( 13.5) </w:t>
             </w:r>
           </w:p>
         </w:tc>
@@ -4568,17 +4558,27 @@
               <w:pStyle w:stlname="Normal" w:val="Normal"/>
             </w:pPr>
             <w:r>
-              <w:t>    9 ( 18.8) </w:t>
-            </w:r>
-          </w:p>
-        </w:tc>
-        <w:tc>
-          <w:p>
-            <w:pPr>
-              <w:pStyle w:stlname="Normal" w:val="Normal"/>
-            </w:pPr>
-            <w:r>
-              <w:t>    0 (  0.0) </w:t>
+              <w:t>    1 (  8.3) </w:t>
+            </w:r>
+          </w:p>
+        </w:tc>
+        <w:tc>
+          <w:p>
+            <w:pPr>
+              <w:pStyle w:stlname="Normal" w:val="Normal"/>
+            </w:pPr>
+            <w:r>
+              <w:t>    1 (  8.3) </w:t>
+            </w:r>
+          </w:p>
+        </w:tc>
+        <w:tc>
+          <w:p>
+            <w:pPr>
+              <w:pStyle w:stlname="Normal" w:val="Normal"/>
+            </w:pPr>
+            <w:r>
+              <w:t>    1 ( 11.1) </w:t>
             </w:r>
           </w:p>
         </w:tc>
@@ -4640,37 +4640,37 @@
               <w:pStyle w:stlname="Normal" w:val="Normal"/>
             </w:pPr>
             <w:r>
-              <w:t>    1 (  2.9) </w:t>
-            </w:r>
-          </w:p>
-        </w:tc>
-        <w:tc>
-          <w:p>
-            <w:pPr>
-              <w:pStyle w:stlname="Normal" w:val="Normal"/>
-            </w:pPr>
-            <w:r>
-              <w:t>    0 (  0.0) </w:t>
-            </w:r>
-          </w:p>
-        </w:tc>
-        <w:tc>
-          <w:p>
-            <w:pPr>
-              <w:pStyle w:stlname="Normal" w:val="Normal"/>
-            </w:pPr>
-            <w:r>
-              <w:t>    0 (  0.0) </w:t>
-            </w:r>
-          </w:p>
-        </w:tc>
-        <w:tc>
-          <w:p>
-            <w:pPr>
-              <w:pStyle w:stlname="Normal" w:val="Normal"/>
-            </w:pPr>
-            <w:r>
-              <w:t>   25 ( 62.5) </w:t>
+              <w:t>    2 (  4.8) </w:t>
+            </w:r>
+          </w:p>
+        </w:tc>
+        <w:tc>
+          <w:p>
+            <w:pPr>
+              <w:pStyle w:stlname="Normal" w:val="Normal"/>
+            </w:pPr>
+            <w:r>
+              <w:t>    0 (  0.0) </w:t>
+            </w:r>
+          </w:p>
+        </w:tc>
+        <w:tc>
+          <w:p>
+            <w:pPr>
+              <w:pStyle w:stlname="Normal" w:val="Normal"/>
+            </w:pPr>
+            <w:r>
+              <w:t>   24 ( 60.0) </w:t>
+            </w:r>
+          </w:p>
+        </w:tc>
+        <w:tc>
+          <w:p>
+            <w:pPr>
+              <w:pStyle w:stlname="Normal" w:val="Normal"/>
+            </w:pPr>
+            <w:r>
+              <w:t>    0 (  0.0) </w:t>
             </w:r>
           </w:p>
         </w:tc>
@@ -4762,17 +4762,7 @@
               <w:pStyle w:stlname="Normal" w:val="Normal"/>
             </w:pPr>
             <w:r>
-              <w:t>    0 (  0.0) </w:t>
-            </w:r>
-          </w:p>
-        </w:tc>
-        <w:tc>
-          <w:p>
-            <w:pPr>
-              <w:pStyle w:stlname="Normal" w:val="Normal"/>
-            </w:pPr>
-            <w:r>
-              <w:t>    0 (  0.0) </w:t>
+              <w:t>    1 (  2.7) </w:t>
             </w:r>
           </w:p>
         </w:tc>
@@ -4792,37 +4782,47 @@
               <w:pStyle w:stlname="Normal" w:val="Normal"/>
             </w:pPr>
             <w:r>
-              <w:t>    1 (  2.1) </w:t>
-            </w:r>
-          </w:p>
-        </w:tc>
-        <w:tc>
-          <w:p>
-            <w:pPr>
-              <w:pStyle w:stlname="Normal" w:val="Normal"/>
-            </w:pPr>
-            <w:r>
-              <w:t>    0 (  0.0) </w:t>
-            </w:r>
-          </w:p>
-        </w:tc>
-        <w:tc>
-          <w:p>
-            <w:pPr>
-              <w:pStyle w:stlname="Normal" w:val="Normal"/>
-            </w:pPr>
-            <w:r>
-              <w:t>    0 (  0.0) </w:t>
-            </w:r>
-          </w:p>
-        </w:tc>
-        <w:tc>
-          <w:p>
-            <w:pPr>
-              <w:pStyle w:stlname="Normal" w:val="Normal"/>
-            </w:pPr>
-            <w:r>
-              <w:t>&lt;0.001</w:t>
+              <w:t>    0 (  0.0) </w:t>
+            </w:r>
+          </w:p>
+        </w:tc>
+        <w:tc>
+          <w:p>
+            <w:pPr>
+              <w:pStyle w:stlname="Normal" w:val="Normal"/>
+            </w:pPr>
+            <w:r>
+              <w:t>    0 (  0.0) </w:t>
+            </w:r>
+          </w:p>
+        </w:tc>
+        <w:tc>
+          <w:p>
+            <w:pPr>
+              <w:pStyle w:stlname="Normal" w:val="Normal"/>
+            </w:pPr>
+            <w:r>
+              <w:t>    0 (  0.0) </w:t>
+            </w:r>
+          </w:p>
+        </w:tc>
+        <w:tc>
+          <w:p>
+            <w:pPr>
+              <w:pStyle w:stlname="Normal" w:val="Normal"/>
+            </w:pPr>
+            <w:r>
+              <w:t>    0 (  0.0) </w:t>
+            </w:r>
+          </w:p>
+        </w:tc>
+        <w:tc>
+          <w:p>
+            <w:pPr>
+              <w:pStyle w:stlname="Normal" w:val="Normal"/>
+            </w:pPr>
+            <w:r>
+              <w:t> 0.014</w:t>
             </w:r>
           </w:p>
         </w:tc>
@@ -4904,17 +4904,17 @@
               <w:pStyle w:stlname="Normal" w:val="Normal"/>
             </w:pPr>
             <w:r>
-              <w:t>    1 (  2.1) </w:t>
-            </w:r>
-          </w:p>
-        </w:tc>
-        <w:tc>
-          <w:p>
-            <w:pPr>
-              <w:pStyle w:stlname="Normal" w:val="Normal"/>
-            </w:pPr>
-            <w:r>
-              <w:t>    0 (  0.0) </w:t>
+              <w:t>    0 (  0.0) </w:t>
+            </w:r>
+          </w:p>
+        </w:tc>
+        <w:tc>
+          <w:p>
+            <w:pPr>
+              <w:pStyle w:stlname="Normal" w:val="Normal"/>
+            </w:pPr>
+            <w:r>
+              <w:t>    1 ( 11.1) </w:t>
             </w:r>
           </w:p>
         </w:tc>
@@ -4976,37 +4976,37 @@
               <w:pStyle w:stlname="Normal" w:val="Normal"/>
             </w:pPr>
             <w:r>
-              <w:t>    1 (  2.9) </w:t>
-            </w:r>
-          </w:p>
-        </w:tc>
-        <w:tc>
-          <w:p>
-            <w:pPr>
-              <w:pStyle w:stlname="Normal" w:val="Normal"/>
-            </w:pPr>
-            <w:r>
-              <w:t>    0 (  0.0) </w:t>
-            </w:r>
-          </w:p>
-        </w:tc>
-        <w:tc>
-          <w:p>
-            <w:pPr>
-              <w:pStyle w:stlname="Normal" w:val="Normal"/>
-            </w:pPr>
-            <w:r>
-              <w:t>    0 (  0.0) </w:t>
-            </w:r>
-          </w:p>
-        </w:tc>
-        <w:tc>
-          <w:p>
-            <w:pPr>
-              <w:pStyle w:stlname="Normal" w:val="Normal"/>
-            </w:pPr>
-            <w:r>
-              <w:t>    0 (  0.0) </w:t>
+              <w:t>    0 (  0.0) </w:t>
+            </w:r>
+          </w:p>
+        </w:tc>
+        <w:tc>
+          <w:p>
+            <w:pPr>
+              <w:pStyle w:stlname="Normal" w:val="Normal"/>
+            </w:pPr>
+            <w:r>
+              <w:t>    0 (  0.0) </w:t>
+            </w:r>
+          </w:p>
+        </w:tc>
+        <w:tc>
+          <w:p>
+            <w:pPr>
+              <w:pStyle w:stlname="Normal" w:val="Normal"/>
+            </w:pPr>
+            <w:r>
+              <w:t>    0 (  0.0) </w:t>
+            </w:r>
+          </w:p>
+        </w:tc>
+        <w:tc>
+          <w:p>
+            <w:pPr>
+              <w:pStyle w:stlname="Normal" w:val="Normal"/>
+            </w:pPr>
+            <w:r>
+              <w:t>    1 (  8.3) </w:t>
             </w:r>
           </w:p>
         </w:tc>
@@ -5098,17 +5098,7 @@
               <w:pStyle w:stlname="Normal" w:val="Normal"/>
             </w:pPr>
             <w:r>
-              <w:t>    0 (  0.0) </w:t>
-            </w:r>
-          </w:p>
-        </w:tc>
-        <w:tc>
-          <w:p>
-            <w:pPr>
-              <w:pStyle w:stlname="Normal" w:val="Normal"/>
-            </w:pPr>
-            <w:r>
-              <w:t>    1 (  7.1) </w:t>
+              <w:t>    1 (  2.7) </w:t>
             </w:r>
           </w:p>
         </w:tc>
@@ -5128,27 +5118,37 @@
               <w:pStyle w:stlname="Normal" w:val="Normal"/>
             </w:pPr>
             <w:r>
-              <w:t>    1 (  2.1) </w:t>
-            </w:r>
-          </w:p>
-        </w:tc>
-        <w:tc>
-          <w:p>
-            <w:pPr>
-              <w:pStyle w:stlname="Normal" w:val="Normal"/>
-            </w:pPr>
-            <w:r>
-              <w:t>    0 (  0.0) </w:t>
-            </w:r>
-          </w:p>
-        </w:tc>
-        <w:tc>
-          <w:p>
-            <w:pPr>
-              <w:pStyle w:stlname="Normal" w:val="Normal"/>
-            </w:pPr>
-            <w:r>
-              <w:t>    1 (  7.7) </w:t>
+              <w:t>    0 (  0.0) </w:t>
+            </w:r>
+          </w:p>
+        </w:tc>
+        <w:tc>
+          <w:p>
+            <w:pPr>
+              <w:pStyle w:stlname="Normal" w:val="Normal"/>
+            </w:pPr>
+            <w:r>
+              <w:t>    1 (  8.3) </w:t>
+            </w:r>
+          </w:p>
+        </w:tc>
+        <w:tc>
+          <w:p>
+            <w:pPr>
+              <w:pStyle w:stlname="Normal" w:val="Normal"/>
+            </w:pPr>
+            <w:r>
+              <w:t>    1 ( 11.1) </w:t>
+            </w:r>
+          </w:p>
+        </w:tc>
+        <w:tc>
+          <w:p>
+            <w:pPr>
+              <w:pStyle w:stlname="Normal" w:val="Normal"/>
+            </w:pPr>
+            <w:r>
+              <w:t>    0 (  0.0) </w:t>
             </w:r>
           </w:p>
         </w:tc>
@@ -5200,67 +5200,67 @@
               <w:pStyle w:stlname="Normal" w:val="Normal"/>
             </w:pPr>
             <w:r>
-              <w:t>   12 ( 34.3) </w:t>
-            </w:r>
-          </w:p>
-        </w:tc>
-        <w:tc>
-          <w:p>
-            <w:pPr>
-              <w:pStyle w:stlname="Normal" w:val="Normal"/>
-            </w:pPr>
-            <w:r>
-              <w:t>    1 ( 50.0) </w:t>
-            </w:r>
-          </w:p>
-        </w:tc>
-        <w:tc>
-          <w:p>
-            <w:pPr>
-              <w:pStyle w:stlname="Normal" w:val="Normal"/>
-            </w:pPr>
-            <w:r>
-              <w:t>    2 ( 14.3) </w:t>
-            </w:r>
-          </w:p>
-        </w:tc>
-        <w:tc>
-          <w:p>
-            <w:pPr>
-              <w:pStyle w:stlname="Normal" w:val="Normal"/>
-            </w:pPr>
-            <w:r>
-              <w:t>    5 ( 12.5) </w:t>
-            </w:r>
-          </w:p>
-        </w:tc>
-        <w:tc>
-          <w:p>
-            <w:pPr>
-              <w:pStyle w:stlname="Normal" w:val="Normal"/>
-            </w:pPr>
-            <w:r>
-              <w:t>   25 ( 52.1) </w:t>
-            </w:r>
-          </w:p>
-        </w:tc>
-        <w:tc>
-          <w:p>
-            <w:pPr>
-              <w:pStyle w:stlname="Normal" w:val="Normal"/>
-            </w:pPr>
-            <w:r>
-              <w:t>    0 (  0.0) </w:t>
-            </w:r>
-          </w:p>
-        </w:tc>
-        <w:tc>
-          <w:p>
-            <w:pPr>
-              <w:pStyle w:stlname="Normal" w:val="Normal"/>
-            </w:pPr>
-            <w:r>
-              <w:t>    1 (  7.7) </w:t>
+              <w:t>   12 ( 28.6) </w:t>
+            </w:r>
+          </w:p>
+        </w:tc>
+        <w:tc>
+          <w:p>
+            <w:pPr>
+              <w:pStyle w:stlname="Normal" w:val="Normal"/>
+            </w:pPr>
+            <w:r>
+              <w:t>   16 ( 43.2) </w:t>
+            </w:r>
+          </w:p>
+        </w:tc>
+        <w:tc>
+          <w:p>
+            <w:pPr>
+              <w:pStyle w:stlname="Normal" w:val="Normal"/>
+            </w:pPr>
+            <w:r>
+              <w:t>    8 ( 20.0) </w:t>
+            </w:r>
+          </w:p>
+        </w:tc>
+        <w:tc>
+          <w:p>
+            <w:pPr>
+              <w:pStyle w:stlname="Normal" w:val="Normal"/>
+            </w:pPr>
+            <w:r>
+              <w:t>    5 ( 41.7) </w:t>
+            </w:r>
+          </w:p>
+        </w:tc>
+        <w:tc>
+          <w:p>
+            <w:pPr>
+              <w:pStyle w:stlname="Normal" w:val="Normal"/>
+            </w:pPr>
+            <w:r>
+              <w:t>    3 ( 25.0) </w:t>
+            </w:r>
+          </w:p>
+        </w:tc>
+        <w:tc>
+          <w:p>
+            <w:pPr>
+              <w:pStyle w:stlname="Normal" w:val="Normal"/>
+            </w:pPr>
+            <w:r>
+              <w:t>    1 ( 11.1) </w:t>
+            </w:r>
+          </w:p>
+        </w:tc>
+        <w:tc>
+          <w:p>
+            <w:pPr>
+              <w:pStyle w:stlname="Normal" w:val="Normal"/>
+            </w:pPr>
+            <w:r>
+              <w:t>    1 (100.0) </w:t>
             </w:r>
           </w:p>
         </w:tc>
@@ -5322,57 +5322,57 @@
               <w:pStyle w:stlname="Normal" w:val="Normal"/>
             </w:pPr>
             <w:r>
-              <w:t>    0 (  0.0) </w:t>
-            </w:r>
-          </w:p>
-        </w:tc>
-        <w:tc>
-          <w:p>
-            <w:pPr>
-              <w:pStyle w:stlname="Normal" w:val="Normal"/>
-            </w:pPr>
-            <w:r>
-              <w:t>    0 (  0.0) </w:t>
-            </w:r>
-          </w:p>
-        </w:tc>
-        <w:tc>
-          <w:p>
-            <w:pPr>
-              <w:pStyle w:stlname="Normal" w:val="Normal"/>
-            </w:pPr>
-            <w:r>
-              <w:t>    0 (  0.0) </w:t>
-            </w:r>
-          </w:p>
-        </w:tc>
-        <w:tc>
-          <w:p>
-            <w:pPr>
-              <w:pStyle w:stlname="Normal" w:val="Normal"/>
-            </w:pPr>
-            <w:r>
-              <w:t>    3 (  6.2) </w:t>
-            </w:r>
-          </w:p>
-        </w:tc>
-        <w:tc>
-          <w:p>
-            <w:pPr>
-              <w:pStyle w:stlname="Normal" w:val="Normal"/>
-            </w:pPr>
-            <w:r>
-              <w:t>    0 (  0.0) </w:t>
-            </w:r>
-          </w:p>
-        </w:tc>
-        <w:tc>
-          <w:p>
-            <w:pPr>
-              <w:pStyle w:stlname="Normal" w:val="Normal"/>
-            </w:pPr>
-            <w:r>
-              <w:t>    1 (  7.7) </w:t>
+              <w:t>    3 (  8.1) </w:t>
+            </w:r>
+          </w:p>
+        </w:tc>
+        <w:tc>
+          <w:p>
+            <w:pPr>
+              <w:pStyle w:stlname="Normal" w:val="Normal"/>
+            </w:pPr>
+            <w:r>
+              <w:t>    0 (  0.0) </w:t>
+            </w:r>
+          </w:p>
+        </w:tc>
+        <w:tc>
+          <w:p>
+            <w:pPr>
+              <w:pStyle w:stlname="Normal" w:val="Normal"/>
+            </w:pPr>
+            <w:r>
+              <w:t>    0 (  0.0) </w:t>
+            </w:r>
+          </w:p>
+        </w:tc>
+        <w:tc>
+          <w:p>
+            <w:pPr>
+              <w:pStyle w:stlname="Normal" w:val="Normal"/>
+            </w:pPr>
+            <w:r>
+              <w:t>    1 (  8.3) </w:t>
+            </w:r>
+          </w:p>
+        </w:tc>
+        <w:tc>
+          <w:p>
+            <w:pPr>
+              <w:pStyle w:stlname="Normal" w:val="Normal"/>
+            </w:pPr>
+            <w:r>
+              <w:t>    0 (  0.0) </w:t>
+            </w:r>
+          </w:p>
+        </w:tc>
+        <w:tc>
+          <w:p>
+            <w:pPr>
+              <w:pStyle w:stlname="Normal" w:val="Normal"/>
+            </w:pPr>
+            <w:r>
+              <w:t>    0 (  0.0) </w:t>
             </w:r>
           </w:p>
         </w:tc>
@@ -5424,7 +5424,7 @@
               <w:pStyle w:stlname="Normal" w:val="Normal"/>
             </w:pPr>
             <w:r>
-              <w:t>    1 (  2.9) </w:t>
+              <w:t>    1 (  2.4) </w:t>
             </w:r>
           </w:p>
         </w:tc>
@@ -5536,17 +5536,7 @@
               <w:pStyle w:stlname="Normal" w:val="Normal"/>
             </w:pPr>
             <w:r>
-              <w:t>    1 (  2.9) </w:t>
-            </w:r>
-          </w:p>
-        </w:tc>
-        <w:tc>
-          <w:p>
-            <w:pPr>
-              <w:pStyle w:stlname="Normal" w:val="Normal"/>
-            </w:pPr>
-            <w:r>
-              <w:t>    0 (  0.0) </w:t>
+              <w:t>    1 (  2.4) </w:t>
             </w:r>
           </w:p>
         </w:tc>
@@ -5567,6 +5557,16 @@
             </w:pPr>
             <w:r>
               <w:t>    3 (  7.5) </w:t>
+            </w:r>
+          </w:p>
+        </w:tc>
+        <w:tc>
+          <w:p>
+            <w:pPr>
+              <w:pStyle w:stlname="Normal" w:val="Normal"/>
+            </w:pPr>
+            <w:r>
+              <w:t>    0 (  0.0) </w:t>
             </w:r>
           </w:p>
         </w:tc>
@@ -5648,37 +5648,37 @@
               <w:pStyle w:stlname="Normal" w:val="Normal"/>
             </w:pPr>
             <w:r>
-              <w:t>    0 (  0.0) </w:t>
-            </w:r>
-          </w:p>
-        </w:tc>
-        <w:tc>
-          <w:p>
-            <w:pPr>
-              <w:pStyle w:stlname="Normal" w:val="Normal"/>
-            </w:pPr>
-            <w:r>
-              <w:t>    0 (  0.0) </w:t>
-            </w:r>
-          </w:p>
-        </w:tc>
-        <w:tc>
-          <w:p>
-            <w:pPr>
-              <w:pStyle w:stlname="Normal" w:val="Normal"/>
-            </w:pPr>
-            <w:r>
-              <w:t>    0 (  0.0) </w:t>
-            </w:r>
-          </w:p>
-        </w:tc>
-        <w:tc>
-          <w:p>
-            <w:pPr>
-              <w:pStyle w:stlname="Normal" w:val="Normal"/>
-            </w:pPr>
-            <w:r>
-              <w:t>    5 ( 12.5) </w:t>
+              <w:t>    1 (  2.4) </w:t>
+            </w:r>
+          </w:p>
+        </w:tc>
+        <w:tc>
+          <w:p>
+            <w:pPr>
+              <w:pStyle w:stlname="Normal" w:val="Normal"/>
+            </w:pPr>
+            <w:r>
+              <w:t>    0 (  0.0) </w:t>
+            </w:r>
+          </w:p>
+        </w:tc>
+        <w:tc>
+          <w:p>
+            <w:pPr>
+              <w:pStyle w:stlname="Normal" w:val="Normal"/>
+            </w:pPr>
+            <w:r>
+              <w:t>    4 ( 10.0) </w:t>
+            </w:r>
+          </w:p>
+        </w:tc>
+        <w:tc>
+          <w:p>
+            <w:pPr>
+              <w:pStyle w:stlname="Normal" w:val="Normal"/>
+            </w:pPr>
+            <w:r>
+              <w:t>    0 (  0.0) </w:t>
             </w:r>
           </w:p>
         </w:tc>
@@ -5780,17 +5780,17 @@
               <w:pStyle w:stlname="Normal" w:val="Normal"/>
             </w:pPr>
             <w:r>
-              <w:t>    1 (  7.1) </w:t>
-            </w:r>
-          </w:p>
-        </w:tc>
-        <w:tc>
-          <w:p>
-            <w:pPr>
-              <w:pStyle w:stlname="Normal" w:val="Normal"/>
-            </w:pPr>
-            <w:r>
-              <w:t>    0 (  0.0) </w:t>
+              <w:t>    0 (  0.0) </w:t>
+            </w:r>
+          </w:p>
+        </w:tc>
+        <w:tc>
+          <w:p>
+            <w:pPr>
+              <w:pStyle w:stlname="Normal" w:val="Normal"/>
+            </w:pPr>
+            <w:r>
+              <w:t>    1 (  8.3) </w:t>
             </w:r>
           </w:p>
         </w:tc>
@@ -5892,17 +5892,17 @@
               <w:pStyle w:stlname="Normal" w:val="Normal"/>
             </w:pPr>
             <w:r>
-              <w:t>    0 (  0.0) </w:t>
-            </w:r>
-          </w:p>
-        </w:tc>
-        <w:tc>
-          <w:p>
-            <w:pPr>
-              <w:pStyle w:stlname="Normal" w:val="Normal"/>
-            </w:pPr>
-            <w:r>
               <w:t>    1 (  2.5) </w:t>
+            </w:r>
+          </w:p>
+        </w:tc>
+        <w:tc>
+          <w:p>
+            <w:pPr>
+              <w:pStyle w:stlname="Normal" w:val="Normal"/>
+            </w:pPr>
+            <w:r>
+              <w:t>    0 (  0.0) </w:t>
             </w:r>
           </w:p>
         </w:tc>
@@ -5984,37 +5984,37 @@
               <w:pStyle w:stlname="Normal" w:val="Normal"/>
             </w:pPr>
             <w:r>
-              <w:t>    0 (  0.0) </w:t>
-            </w:r>
-          </w:p>
-        </w:tc>
-        <w:tc>
-          <w:p>
-            <w:pPr>
-              <w:pStyle w:stlname="Normal" w:val="Normal"/>
-            </w:pPr>
-            <w:r>
-              <w:t>    0 (  0.0) </w:t>
-            </w:r>
-          </w:p>
-        </w:tc>
-        <w:tc>
-          <w:p>
-            <w:pPr>
-              <w:pStyle w:stlname="Normal" w:val="Normal"/>
-            </w:pPr>
-            <w:r>
-              <w:t>    1 (  7.1) </w:t>
-            </w:r>
-          </w:p>
-        </w:tc>
-        <w:tc>
-          <w:p>
-            <w:pPr>
-              <w:pStyle w:stlname="Normal" w:val="Normal"/>
-            </w:pPr>
-            <w:r>
-              <w:t>    1 (  2.5) </w:t>
+              <w:t>    2 (  4.8) </w:t>
+            </w:r>
+          </w:p>
+        </w:tc>
+        <w:tc>
+          <w:p>
+            <w:pPr>
+              <w:pStyle w:stlname="Normal" w:val="Normal"/>
+            </w:pPr>
+            <w:r>
+              <w:t>    0 (  0.0) </w:t>
+            </w:r>
+          </w:p>
+        </w:tc>
+        <w:tc>
+          <w:p>
+            <w:pPr>
+              <w:pStyle w:stlname="Normal" w:val="Normal"/>
+            </w:pPr>
+            <w:r>
+              <w:t>    0 (  0.0) </w:t>
+            </w:r>
+          </w:p>
+        </w:tc>
+        <w:tc>
+          <w:p>
+            <w:pPr>
+              <w:pStyle w:stlname="Normal" w:val="Normal"/>
+            </w:pPr>
+            <w:r>
+              <w:t>    0 (  0.0) </w:t>
             </w:r>
           </w:p>
         </w:tc>
@@ -6096,67 +6096,67 @@
               <w:pStyle w:stlname="Normal" w:val="Normal"/>
             </w:pPr>
             <w:r>
-              <w:t>    2 (  5.7) </w:t>
-            </w:r>
-          </w:p>
-        </w:tc>
-        <w:tc>
-          <w:p>
-            <w:pPr>
-              <w:pStyle w:stlname="Normal" w:val="Normal"/>
-            </w:pPr>
-            <w:r>
-              <w:t>    0 (  0.0) </w:t>
-            </w:r>
-          </w:p>
-        </w:tc>
-        <w:tc>
-          <w:p>
-            <w:pPr>
-              <w:pStyle w:stlname="Normal" w:val="Normal"/>
-            </w:pPr>
-            <w:r>
-              <w:t>    2 ( 14.3) </w:t>
-            </w:r>
-          </w:p>
-        </w:tc>
-        <w:tc>
-          <w:p>
-            <w:pPr>
-              <w:pStyle w:stlname="Normal" w:val="Normal"/>
-            </w:pPr>
-            <w:r>
-              <w:t>    0 (  0.0) </w:t>
-            </w:r>
-          </w:p>
-        </w:tc>
-        <w:tc>
-          <w:p>
-            <w:pPr>
-              <w:pStyle w:stlname="Normal" w:val="Normal"/>
-            </w:pPr>
-            <w:r>
-              <w:t>    3 (  6.2) </w:t>
-            </w:r>
-          </w:p>
-        </w:tc>
-        <w:tc>
-          <w:p>
-            <w:pPr>
-              <w:pStyle w:stlname="Normal" w:val="Normal"/>
-            </w:pPr>
-            <w:r>
-              <w:t>    0 (  0.0) </w:t>
-            </w:r>
-          </w:p>
-        </w:tc>
-        <w:tc>
-          <w:p>
-            <w:pPr>
-              <w:pStyle w:stlname="Normal" w:val="Normal"/>
-            </w:pPr>
-            <w:r>
-              <w:t>    1 (  7.7) </w:t>
+              <w:t>    2 (  4.8) </w:t>
+            </w:r>
+          </w:p>
+        </w:tc>
+        <w:tc>
+          <w:p>
+            <w:pPr>
+              <w:pStyle w:stlname="Normal" w:val="Normal"/>
+            </w:pPr>
+            <w:r>
+              <w:t>    4 ( 10.8) </w:t>
+            </w:r>
+          </w:p>
+        </w:tc>
+        <w:tc>
+          <w:p>
+            <w:pPr>
+              <w:pStyle w:stlname="Normal" w:val="Normal"/>
+            </w:pPr>
+            <w:r>
+              <w:t>    0 (  0.0) </w:t>
+            </w:r>
+          </w:p>
+        </w:tc>
+        <w:tc>
+          <w:p>
+            <w:pPr>
+              <w:pStyle w:stlname="Normal" w:val="Normal"/>
+            </w:pPr>
+            <w:r>
+              <w:t>    1 (  8.3) </w:t>
+            </w:r>
+          </w:p>
+        </w:tc>
+        <w:tc>
+          <w:p>
+            <w:pPr>
+              <w:pStyle w:stlname="Normal" w:val="Normal"/>
+            </w:pPr>
+            <w:r>
+              <w:t>    1 (  8.3) </w:t>
+            </w:r>
+          </w:p>
+        </w:tc>
+        <w:tc>
+          <w:p>
+            <w:pPr>
+              <w:pStyle w:stlname="Normal" w:val="Normal"/>
+            </w:pPr>
+            <w:r>
+              <w:t>    0 (  0.0) </w:t>
+            </w:r>
+          </w:p>
+        </w:tc>
+        <w:tc>
+          <w:p>
+            <w:pPr>
+              <w:pStyle w:stlname="Normal" w:val="Normal"/>
+            </w:pPr>
+            <w:r>
+              <w:t>    0 (  0.0) </w:t>
             </w:r>
           </w:p>
         </w:tc>
@@ -6208,67 +6208,67 @@
               <w:pStyle w:stlname="Normal" w:val="Normal"/>
             </w:pPr>
             <w:r>
-              <w:t>   13 ( 37.1) </w:t>
-            </w:r>
-          </w:p>
-        </w:tc>
-        <w:tc>
-          <w:p>
-            <w:pPr>
-              <w:pStyle w:stlname="Normal" w:val="Normal"/>
-            </w:pPr>
-            <w:r>
-              <w:t>    1 ( 50.0) </w:t>
-            </w:r>
-          </w:p>
-        </w:tc>
-        <w:tc>
-          <w:p>
-            <w:pPr>
-              <w:pStyle w:stlname="Normal" w:val="Normal"/>
-            </w:pPr>
-            <w:r>
-              <w:t>    6 ( 42.9) </w:t>
-            </w:r>
-          </w:p>
-        </w:tc>
-        <w:tc>
-          <w:p>
-            <w:pPr>
-              <w:pStyle w:stlname="Normal" w:val="Normal"/>
-            </w:pPr>
-            <w:r>
-              <w:t>   21 ( 52.5) </w:t>
-            </w:r>
-          </w:p>
-        </w:tc>
-        <w:tc>
-          <w:p>
-            <w:pPr>
-              <w:pStyle w:stlname="Normal" w:val="Normal"/>
-            </w:pPr>
-            <w:r>
-              <w:t>   12 ( 25.0) </w:t>
-            </w:r>
-          </w:p>
-        </w:tc>
-        <w:tc>
-          <w:p>
-            <w:pPr>
-              <w:pStyle w:stlname="Normal" w:val="Normal"/>
-            </w:pPr>
-            <w:r>
-              <w:t>    0 (  0.0) </w:t>
-            </w:r>
-          </w:p>
-        </w:tc>
-        <w:tc>
-          <w:p>
-            <w:pPr>
-              <w:pStyle w:stlname="Normal" w:val="Normal"/>
-            </w:pPr>
-            <w:r>
-              <w:t>    8 ( 61.5) </w:t>
+              <w:t>   20 ( 47.6) </w:t>
+            </w:r>
+          </w:p>
+        </w:tc>
+        <w:tc>
+          <w:p>
+            <w:pPr>
+              <w:pStyle w:stlname="Normal" w:val="Normal"/>
+            </w:pPr>
+            <w:r>
+              <w:t>    9 ( 24.3) </w:t>
+            </w:r>
+          </w:p>
+        </w:tc>
+        <w:tc>
+          <w:p>
+            <w:pPr>
+              <w:pStyle w:stlname="Normal" w:val="Normal"/>
+            </w:pPr>
+            <w:r>
+              <w:t>   20 ( 50.0) </w:t>
+            </w:r>
+          </w:p>
+        </w:tc>
+        <w:tc>
+          <w:p>
+            <w:pPr>
+              <w:pStyle w:stlname="Normal" w:val="Normal"/>
+            </w:pPr>
+            <w:r>
+              <w:t>    2 ( 16.7) </w:t>
+            </w:r>
+          </w:p>
+        </w:tc>
+        <w:tc>
+          <w:p>
+            <w:pPr>
+              <w:pStyle w:stlname="Normal" w:val="Normal"/>
+            </w:pPr>
+            <w:r>
+              <w:t>    6 ( 50.0) </w:t>
+            </w:r>
+          </w:p>
+        </w:tc>
+        <w:tc>
+          <w:p>
+            <w:pPr>
+              <w:pStyle w:stlname="Normal" w:val="Normal"/>
+            </w:pPr>
+            <w:r>
+              <w:t>    4 ( 44.4) </w:t>
+            </w:r>
+          </w:p>
+        </w:tc>
+        <w:tc>
+          <w:p>
+            <w:pPr>
+              <w:pStyle w:stlname="Normal" w:val="Normal"/>
+            </w:pPr>
+            <w:r>
+              <w:t>    0 (  0.0) </w:t>
             </w:r>
           </w:p>
         </w:tc>
@@ -6320,7 +6320,7 @@
               <w:pStyle w:stlname="Normal" w:val="Normal"/>
             </w:pPr>
             <w:r>
-              <w:t>    1 (  2.9) </w:t>
+              <w:t>    1 (  2.4) </w:t>
             </w:r>
           </w:p>
         </w:tc>
@@ -6432,47 +6432,47 @@
               <w:pStyle w:stlname="Normal" w:val="Normal"/>
             </w:pPr>
             <w:r>
-              <w:t>    1 (  2.9) </w:t>
-            </w:r>
-          </w:p>
-        </w:tc>
-        <w:tc>
-          <w:p>
-            <w:pPr>
-              <w:pStyle w:stlname="Normal" w:val="Normal"/>
-            </w:pPr>
-            <w:r>
-              <w:t>    0 (  0.0) </w:t>
-            </w:r>
-          </w:p>
-        </w:tc>
-        <w:tc>
-          <w:p>
-            <w:pPr>
-              <w:pStyle w:stlname="Normal" w:val="Normal"/>
-            </w:pPr>
-            <w:r>
-              <w:t>    0 (  0.0) </w:t>
-            </w:r>
-          </w:p>
-        </w:tc>
-        <w:tc>
-          <w:p>
-            <w:pPr>
-              <w:pStyle w:stlname="Normal" w:val="Normal"/>
-            </w:pPr>
-            <w:r>
-              <w:t>    0 (  0.0) </w:t>
-            </w:r>
-          </w:p>
-        </w:tc>
-        <w:tc>
-          <w:p>
-            <w:pPr>
-              <w:pStyle w:stlname="Normal" w:val="Normal"/>
-            </w:pPr>
-            <w:r>
-              <w:t>    1 (  2.1) </w:t>
+              <w:t>    0 (  0.0) </w:t>
+            </w:r>
+          </w:p>
+        </w:tc>
+        <w:tc>
+          <w:p>
+            <w:pPr>
+              <w:pStyle w:stlname="Normal" w:val="Normal"/>
+            </w:pPr>
+            <w:r>
+              <w:t>    2 (  5.4) </w:t>
+            </w:r>
+          </w:p>
+        </w:tc>
+        <w:tc>
+          <w:p>
+            <w:pPr>
+              <w:pStyle w:stlname="Normal" w:val="Normal"/>
+            </w:pPr>
+            <w:r>
+              <w:t>    0 (  0.0) </w:t>
+            </w:r>
+          </w:p>
+        </w:tc>
+        <w:tc>
+          <w:p>
+            <w:pPr>
+              <w:pStyle w:stlname="Normal" w:val="Normal"/>
+            </w:pPr>
+            <w:r>
+              <w:t>    0 (  0.0) </w:t>
+            </w:r>
+          </w:p>
+        </w:tc>
+        <w:tc>
+          <w:p>
+            <w:pPr>
+              <w:pStyle w:stlname="Normal" w:val="Normal"/>
+            </w:pPr>
+            <w:r>
+              <w:t>    0 (  0.0) </w:t>
             </w:r>
           </w:p>
         </w:tc>
@@ -6574,27 +6574,27 @@
               <w:pStyle w:stlname="Normal" w:val="Normal"/>
             </w:pPr>
             <w:r>
-              <w:t>    0 (  0.0) </w:t>
-            </w:r>
-          </w:p>
-        </w:tc>
-        <w:tc>
-          <w:p>
-            <w:pPr>
-              <w:pStyle w:stlname="Normal" w:val="Normal"/>
-            </w:pPr>
-            <w:r>
-              <w:t>    0 (  0.0) </w:t>
-            </w:r>
-          </w:p>
-        </w:tc>
-        <w:tc>
-          <w:p>
-            <w:pPr>
-              <w:pStyle w:stlname="Normal" w:val="Normal"/>
-            </w:pPr>
-            <w:r>
-              <w:t>    1 (100.0) </w:t>
+              <w:t>    1 (  8.3) </w:t>
+            </w:r>
+          </w:p>
+        </w:tc>
+        <w:tc>
+          <w:p>
+            <w:pPr>
+              <w:pStyle w:stlname="Normal" w:val="Normal"/>
+            </w:pPr>
+            <w:r>
+              <w:t>    0 (  0.0) </w:t>
+            </w:r>
+          </w:p>
+        </w:tc>
+        <w:tc>
+          <w:p>
+            <w:pPr>
+              <w:pStyle w:stlname="Normal" w:val="Normal"/>
+            </w:pPr>
+            <w:r>
+              <w:t>    0 (  0.0) </w:t>
             </w:r>
           </w:p>
         </w:tc>
@@ -6656,17 +6656,7 @@
               <w:pStyle w:stlname="Normal" w:val="Normal"/>
             </w:pPr>
             <w:r>
-              <w:t>    1 (  2.9) </w:t>
-            </w:r>
-          </w:p>
-        </w:tc>
-        <w:tc>
-          <w:p>
-            <w:pPr>
-              <w:pStyle w:stlname="Normal" w:val="Normal"/>
-            </w:pPr>
-            <w:r>
-              <w:t>    0 (  0.0) </w:t>
+              <w:t>    1 (  2.4) </w:t>
             </w:r>
           </w:p>
         </w:tc>
@@ -6716,7 +6706,17 @@
               <w:pStyle w:stlname="Normal" w:val="Normal"/>
             </w:pPr>
             <w:r>
-              <w:t>    1 (  7.7) </w:t>
+              <w:t>    1 ( 11.1) </w:t>
+            </w:r>
+          </w:p>
+        </w:tc>
+        <w:tc>
+          <w:p>
+            <w:pPr>
+              <w:pStyle w:stlname="Normal" w:val="Normal"/>
+            </w:pPr>
+            <w:r>
+              <w:t>    0 (  0.0) </w:t>
             </w:r>
           </w:p>
         </w:tc>
@@ -6768,57 +6768,57 @@
               <w:pStyle w:stlname="Normal" w:val="Normal"/>
             </w:pPr>
             <w:r>
-              <w:t>    2 (  5.7) </w:t>
-            </w:r>
-          </w:p>
-        </w:tc>
-        <w:tc>
-          <w:p>
-            <w:pPr>
-              <w:pStyle w:stlname="Normal" w:val="Normal"/>
-            </w:pPr>
-            <w:r>
-              <w:t>    0 (  0.0) </w:t>
-            </w:r>
-          </w:p>
-        </w:tc>
-        <w:tc>
-          <w:p>
-            <w:pPr>
-              <w:pStyle w:stlname="Normal" w:val="Normal"/>
-            </w:pPr>
-            <w:r>
-              <w:t>    1 (  7.1) </w:t>
-            </w:r>
-          </w:p>
-        </w:tc>
-        <w:tc>
-          <w:p>
-            <w:pPr>
-              <w:pStyle w:stlname="Normal" w:val="Normal"/>
-            </w:pPr>
-            <w:r>
-              <w:t>    0 (  0.0) </w:t>
-            </w:r>
-          </w:p>
-        </w:tc>
-        <w:tc>
-          <w:p>
-            <w:pPr>
-              <w:pStyle w:stlname="Normal" w:val="Normal"/>
-            </w:pPr>
-            <w:r>
-              <w:t>    1 (  2.1) </w:t>
-            </w:r>
-          </w:p>
-        </w:tc>
-        <w:tc>
-          <w:p>
-            <w:pPr>
-              <w:pStyle w:stlname="Normal" w:val="Normal"/>
-            </w:pPr>
-            <w:r>
-              <w:t>    0 (  0.0) </w:t>
+              <w:t>    1 (  2.4) </w:t>
+            </w:r>
+          </w:p>
+        </w:tc>
+        <w:tc>
+          <w:p>
+            <w:pPr>
+              <w:pStyle w:stlname="Normal" w:val="Normal"/>
+            </w:pPr>
+            <w:r>
+              <w:t>    1 (  2.7) </w:t>
+            </w:r>
+          </w:p>
+        </w:tc>
+        <w:tc>
+          <w:p>
+            <w:pPr>
+              <w:pStyle w:stlname="Normal" w:val="Normal"/>
+            </w:pPr>
+            <w:r>
+              <w:t>    0 (  0.0) </w:t>
+            </w:r>
+          </w:p>
+        </w:tc>
+        <w:tc>
+          <w:p>
+            <w:pPr>
+              <w:pStyle w:stlname="Normal" w:val="Normal"/>
+            </w:pPr>
+            <w:r>
+              <w:t>    1 (  8.3) </w:t>
+            </w:r>
+          </w:p>
+        </w:tc>
+        <w:tc>
+          <w:p>
+            <w:pPr>
+              <w:pStyle w:stlname="Normal" w:val="Normal"/>
+            </w:pPr>
+            <w:r>
+              <w:t>    0 (  0.0) </w:t>
+            </w:r>
+          </w:p>
+        </w:tc>
+        <w:tc>
+          <w:p>
+            <w:pPr>
+              <w:pStyle w:stlname="Normal" w:val="Normal"/>
+            </w:pPr>
+            <w:r>
+              <w:t>    1 ( 11.1) </w:t>
             </w:r>
           </w:p>
         </w:tc>
@@ -6880,67 +6880,67 @@
               <w:pStyle w:stlname="Normal" w:val="Normal"/>
             </w:pPr>
             <w:r>
-              <w:t> 5.74 ± 0.78</w:t>
-            </w:r>
-          </w:p>
-        </w:tc>
-        <w:tc>
-          <w:p>
-            <w:pPr>
-              <w:pStyle w:stlname="Normal" w:val="Normal"/>
-            </w:pPr>
-            <w:r>
-              <w:t> 6.00 ± 0.00</w:t>
-            </w:r>
-          </w:p>
-        </w:tc>
-        <w:tc>
-          <w:p>
-            <w:pPr>
-              <w:pStyle w:stlname="Normal" w:val="Normal"/>
-            </w:pPr>
-            <w:r>
-              <w:t> 5.71 ± 0.73</w:t>
-            </w:r>
-          </w:p>
-        </w:tc>
-        <w:tc>
-          <w:p>
-            <w:pPr>
-              <w:pStyle w:stlname="Normal" w:val="Normal"/>
-            </w:pPr>
-            <w:r>
-              <w:t> 6.00 ± 0.85</w:t>
-            </w:r>
-          </w:p>
-        </w:tc>
-        <w:tc>
-          <w:p>
-            <w:pPr>
-              <w:pStyle w:stlname="Normal" w:val="Normal"/>
-            </w:pPr>
-            <w:r>
-              <w:t> 6.02 ± 0.39</w:t>
-            </w:r>
-          </w:p>
-        </w:tc>
-        <w:tc>
-          <w:p>
-            <w:pPr>
-              <w:pStyle w:stlname="Normal" w:val="Normal"/>
-            </w:pPr>
-            <w:r>
-              <w:t> 4.00 ± NA</w:t>
-            </w:r>
-          </w:p>
-        </w:tc>
-        <w:tc>
-          <w:p>
-            <w:pPr>
-              <w:pStyle w:stlname="Normal" w:val="Normal"/>
-            </w:pPr>
-            <w:r>
-              <w:t> 5.77 ± 0.60</w:t>
+              <w:t> 5.88 ± 0.59</w:t>
+            </w:r>
+          </w:p>
+        </w:tc>
+        <w:tc>
+          <w:p>
+            <w:pPr>
+              <w:pStyle w:stlname="Normal" w:val="Normal"/>
+            </w:pPr>
+            <w:r>
+              <w:t> 6.05 ± 0.47</w:t>
+            </w:r>
+          </w:p>
+        </w:tc>
+        <w:tc>
+          <w:p>
+            <w:pPr>
+              <w:pStyle w:stlname="Normal" w:val="Normal"/>
+            </w:pPr>
+            <w:r>
+              <w:t> 5.97 ± 0.83</w:t>
+            </w:r>
+          </w:p>
+        </w:tc>
+        <w:tc>
+          <w:p>
+            <w:pPr>
+              <w:pStyle w:stlname="Normal" w:val="Normal"/>
+            </w:pPr>
+            <w:r>
+              <w:t> 5.33 ± 0.98</w:t>
+            </w:r>
+          </w:p>
+        </w:tc>
+        <w:tc>
+          <w:p>
+            <w:pPr>
+              <w:pStyle w:stlname="Normal" w:val="Normal"/>
+            </w:pPr>
+            <w:r>
+              <w:t> 5.92 ± 0.29</w:t>
+            </w:r>
+          </w:p>
+        </w:tc>
+        <w:tc>
+          <w:p>
+            <w:pPr>
+              <w:pStyle w:stlname="Normal" w:val="Normal"/>
+            </w:pPr>
+            <w:r>
+              <w:t> 5.56 ± 0.88</w:t>
+            </w:r>
+          </w:p>
+        </w:tc>
+        <w:tc>
+          <w:p>
+            <w:pPr>
+              <w:pStyle w:stlname="Normal" w:val="Normal"/>
+            </w:pPr>
+            <w:r>
+              <w:t> 6.00 ± NA</w:t>
             </w:r>
           </w:p>
         </w:tc>
@@ -6992,6 +6992,26 @@
               <w:pStyle w:stlname="Normal" w:val="Normal"/>
             </w:pPr>
             <w:r>
+              <w:t> 2.00 [2.00, 3.00]</w:t>
+            </w:r>
+          </w:p>
+        </w:tc>
+        <w:tc>
+          <w:p>
+            <w:pPr>
+              <w:pStyle w:stlname="Normal" w:val="Normal"/>
+            </w:pPr>
+            <w:r>
+              <w:t> 3.00 [3.00, 3.00]</w:t>
+            </w:r>
+          </w:p>
+        </w:tc>
+        <w:tc>
+          <w:p>
+            <w:pPr>
+              <w:pStyle w:stlname="Normal" w:val="Normal"/>
+            </w:pPr>
+            <w:r>
               <w:t> 3.00 [2.00, 3.00]</w:t>
             </w:r>
           </w:p>
@@ -7002,6 +7022,36 @@
               <w:pStyle w:stlname="Normal" w:val="Normal"/>
             </w:pPr>
             <w:r>
+              <w:t> 3.00 [2.00, 3.00]</w:t>
+            </w:r>
+          </w:p>
+        </w:tc>
+        <w:tc>
+          <w:p>
+            <w:pPr>
+              <w:pStyle w:stlname="Normal" w:val="Normal"/>
+            </w:pPr>
+            <w:r>
+              <w:t> 3.00 [2.50, 3.00]</w:t>
+            </w:r>
+          </w:p>
+        </w:tc>
+        <w:tc>
+          <w:p>
+            <w:pPr>
+              <w:pStyle w:stlname="Normal" w:val="Normal"/>
+            </w:pPr>
+            <w:r>
+              <w:t> 3.00 [3.00, 3.50]</w:t>
+            </w:r>
+          </w:p>
+        </w:tc>
+        <w:tc>
+          <w:p>
+            <w:pPr>
+              <w:pStyle w:stlname="Normal" w:val="Normal"/>
+            </w:pPr>
+            <w:r>
               <w:t> 1.00 [1.00, 1.00]</w:t>
             </w:r>
           </w:p>
@@ -7012,57 +7062,7 @@
               <w:pStyle w:stlname="Normal" w:val="Normal"/>
             </w:pPr>
             <w:r>
-              <w:t> 3.50 [3.00, 4.00]</w:t>
-            </w:r>
-          </w:p>
-        </w:tc>
-        <w:tc>
-          <w:p>
-            <w:pPr>
-              <w:pStyle w:stlname="Normal" w:val="Normal"/>
-            </w:pPr>
-            <w:r>
-              <w:t> 3.00 [2.00, 3.00]</w:t>
-            </w:r>
-          </w:p>
-        </w:tc>
-        <w:tc>
-          <w:p>
-            <w:pPr>
-              <w:pStyle w:stlname="Normal" w:val="Normal"/>
-            </w:pPr>
-            <w:r>
-              <w:t> 3.00 [2.00, 3.00]</w:t>
-            </w:r>
-          </w:p>
-        </w:tc>
-        <w:tc>
-          <w:p>
-            <w:pPr>
-              <w:pStyle w:stlname="Normal" w:val="Normal"/>
-            </w:pPr>
-            <w:r>
-              <w:t> 4.00 [4.00, 4.00]</w:t>
-            </w:r>
-          </w:p>
-        </w:tc>
-        <w:tc>
-          <w:p>
-            <w:pPr>
-              <w:pStyle w:stlname="Normal" w:val="Normal"/>
-            </w:pPr>
-            <w:r>
-              <w:t> 2.00 [1.50, 2.50]</w:t>
-            </w:r>
-          </w:p>
-        </w:tc>
-        <w:tc>
-          <w:p>
-            <w:pPr>
-              <w:pStyle w:stlname="Normal" w:val="Normal"/>
-            </w:pPr>
-            <w:r>
-              <w:t> 0.057</w:t>
+              <w:t> 0.149</w:t>
             </w:r>
           </w:p>
         </w:tc>
@@ -7104,67 +7104,67 @@
               <w:pStyle w:stlname="Normal" w:val="Normal"/>
             </w:pPr>
             <w:r>
-              <w:t> 1.80 [0.78, 2.75]</w:t>
-            </w:r>
-          </w:p>
-        </w:tc>
-        <w:tc>
-          <w:p>
-            <w:pPr>
-              <w:pStyle w:stlname="Normal" w:val="Normal"/>
-            </w:pPr>
-            <w:r>
-              <w:t> 1.79 [0.90, 2.69]</w:t>
-            </w:r>
-          </w:p>
-        </w:tc>
-        <w:tc>
-          <w:p>
-            <w:pPr>
-              <w:pStyle w:stlname="Normal" w:val="Normal"/>
-            </w:pPr>
-            <w:r>
-              <w:t> 3.32 [2.13, 3.74]</w:t>
-            </w:r>
-          </w:p>
-        </w:tc>
-        <w:tc>
-          <w:p>
-            <w:pPr>
-              <w:pStyle w:stlname="Normal" w:val="Normal"/>
-            </w:pPr>
-            <w:r>
-              <w:t> 0.00 [0.00, 1.68]</w:t>
-            </w:r>
-          </w:p>
-        </w:tc>
-        <w:tc>
-          <w:p>
-            <w:pPr>
-              <w:pStyle w:stlname="Normal" w:val="Normal"/>
-            </w:pPr>
-            <w:r>
-              <w:t> 1.63 [0.83, 2.88]</w:t>
-            </w:r>
-          </w:p>
-        </w:tc>
-        <w:tc>
-          <w:p>
-            <w:pPr>
-              <w:pStyle w:stlname="Normal" w:val="Normal"/>
-            </w:pPr>
-            <w:r>
-              <w:t> 4.07 [4.07, 4.07]</w:t>
-            </w:r>
-          </w:p>
-        </w:tc>
-        <w:tc>
-          <w:p>
-            <w:pPr>
-              <w:pStyle w:stlname="Normal" w:val="Normal"/>
-            </w:pPr>
-            <w:r>
-              <w:t> 2.97 [1.59, 3.60]</w:t>
+              <w:t> 2.04 [0.74, 3.23]</w:t>
+            </w:r>
+          </w:p>
+        </w:tc>
+        <w:tc>
+          <w:p>
+            <w:pPr>
+              <w:pStyle w:stlname="Normal" w:val="Normal"/>
+            </w:pPr>
+            <w:r>
+              <w:t> 1.57 [0.89, 2.77]</w:t>
+            </w:r>
+          </w:p>
+        </w:tc>
+        <w:tc>
+          <w:p>
+            <w:pPr>
+              <w:pStyle w:stlname="Normal" w:val="Normal"/>
+            </w:pPr>
+            <w:r>
+              <w:t> 0.00 [0.00, 1.63]</w:t>
+            </w:r>
+          </w:p>
+        </w:tc>
+        <w:tc>
+          <w:p>
+            <w:pPr>
+              <w:pStyle w:stlname="Normal" w:val="Normal"/>
+            </w:pPr>
+            <w:r>
+              <w:t> 1.76 [1.09, 3.02]</w:t>
+            </w:r>
+          </w:p>
+        </w:tc>
+        <w:tc>
+          <w:p>
+            <w:pPr>
+              <w:pStyle w:stlname="Normal" w:val="Normal"/>
+            </w:pPr>
+            <w:r>
+              <w:t> 2.51 [1.22, 3.35]</w:t>
+            </w:r>
+          </w:p>
+        </w:tc>
+        <w:tc>
+          <w:p>
+            <w:pPr>
+              <w:pStyle w:stlname="Normal" w:val="Normal"/>
+            </w:pPr>
+            <w:r>
+              <w:t> 3.37 [3.02, 3.58]</w:t>
+            </w:r>
+          </w:p>
+        </w:tc>
+        <w:tc>
+          <w:p>
+            <w:pPr>
+              <w:pStyle w:stlname="Normal" w:val="Normal"/>
+            </w:pPr>
+            <w:r>
+              <w:t> 0.00 [0.00, 0.00]</w:t>
             </w:r>
           </w:p>
         </w:tc>
@@ -7216,77 +7216,77 @@
               <w:pStyle w:stlname="Normal" w:val="Normal"/>
             </w:pPr>
             <w:r>
-              <w:t>-0.27 [-0.48, 0.23]</w:t>
-            </w:r>
-          </w:p>
-        </w:tc>
-        <w:tc>
-          <w:p>
-            <w:pPr>
-              <w:pStyle w:stlname="Normal" w:val="Normal"/>
-            </w:pPr>
-            <w:r>
-              <w:t> 0.01 [-0.36, 0.38]</w:t>
-            </w:r>
-          </w:p>
-        </w:tc>
-        <w:tc>
-          <w:p>
-            <w:pPr>
-              <w:pStyle w:stlname="Normal" w:val="Normal"/>
-            </w:pPr>
-            <w:r>
-              <w:t>-0.39 [-0.63, -0.05]</w:t>
-            </w:r>
-          </w:p>
-        </w:tc>
-        <w:tc>
-          <w:p>
-            <w:pPr>
-              <w:pStyle w:stlname="Normal" w:val="Normal"/>
-            </w:pPr>
-            <w:r>
-              <w:t> 0.47 [-0.27, 0.59]</w:t>
-            </w:r>
-          </w:p>
-        </w:tc>
-        <w:tc>
-          <w:p>
-            <w:pPr>
-              <w:pStyle w:stlname="Normal" w:val="Normal"/>
-            </w:pPr>
-            <w:r>
-              <w:t> 0.07 [-0.41, 0.47]</w:t>
-            </w:r>
-          </w:p>
-        </w:tc>
-        <w:tc>
-          <w:p>
-            <w:pPr>
-              <w:pStyle w:stlname="Normal" w:val="Normal"/>
-            </w:pPr>
-            <w:r>
-              <w:t>-0.70 [-0.70, -0.70]</w:t>
-            </w:r>
-          </w:p>
-        </w:tc>
-        <w:tc>
-          <w:p>
-            <w:pPr>
-              <w:pStyle w:stlname="Normal" w:val="Normal"/>
-            </w:pPr>
-            <w:r>
-              <w:t>-0.50 [-0.61, 0.20]</w:t>
-            </w:r>
-          </w:p>
-        </w:tc>
-        <w:tc>
-          <w:p>
-            <w:pPr>
-              <w:pStyle w:stlname="Normal" w:val="Normal"/>
-            </w:pPr>
-            <w:r>
-              <w:t> 0.002</w:t>
+              <w:t>-0.33 [-0.57, 0.25]</w:t>
+            </w:r>
+          </w:p>
+        </w:tc>
+        <w:tc>
+          <w:p>
+            <w:pPr>
+              <w:pStyle w:stlname="Normal" w:val="Normal"/>
+            </w:pPr>
+            <w:r>
+              <w:t>-0.27 [-0.44, 0.48]</w:t>
+            </w:r>
+          </w:p>
+        </w:tc>
+        <w:tc>
+          <w:p>
+            <w:pPr>
+              <w:pStyle w:stlname="Normal" w:val="Normal"/>
+            </w:pPr>
+            <w:r>
+              <w:t> 0.47 [-0.02, 0.59]</w:t>
+            </w:r>
+          </w:p>
+        </w:tc>
+        <w:tc>
+          <w:p>
+            <w:pPr>
+              <w:pStyle w:stlname="Normal" w:val="Normal"/>
+            </w:pPr>
+            <w:r>
+              <w:t>-0.01 [-0.34, 0.23]</w:t>
+            </w:r>
+          </w:p>
+        </w:tc>
+        <w:tc>
+          <w:p>
+            <w:pPr>
+              <w:pStyle w:stlname="Normal" w:val="Normal"/>
+            </w:pPr>
+            <w:r>
+              <w:t>-0.27 [-0.62, 0.23]</w:t>
+            </w:r>
+          </w:p>
+        </w:tc>
+        <w:tc>
+          <w:p>
+            <w:pPr>
+              <w:pStyle w:stlname="Normal" w:val="Normal"/>
+            </w:pPr>
+            <w:r>
+              <w:t> 0.34 [-0.50, 0.44]</w:t>
+            </w:r>
+          </w:p>
+        </w:tc>
+        <w:tc>
+          <w:p>
+            <w:pPr>
+              <w:pStyle w:stlname="Normal" w:val="Normal"/>
+            </w:pPr>
+            <w:r>
+              <w:t> 0.74 [0.74, 0.74]</w:t>
+            </w:r>
+          </w:p>
+        </w:tc>
+        <w:tc>
+          <w:p>
+            <w:pPr>
+              <w:pStyle w:stlname="Normal" w:val="Normal"/>
+            </w:pPr>
+            <w:r>
+              <w:t> 0.001</w:t>
             </w:r>
           </w:p>
         </w:tc>
@@ -7328,67 +7328,67 @@
               <w:pStyle w:stlname="Normal" w:val="Normal"/>
             </w:pPr>
             <w:r>
-              <w:t>-0.54 [-0.68, -0.23]</w:t>
-            </w:r>
-          </w:p>
-        </w:tc>
-        <w:tc>
-          <w:p>
-            <w:pPr>
-              <w:pStyle w:stlname="Normal" w:val="Normal"/>
-            </w:pPr>
-            <w:r>
-              <w:t>-0.19 [-0.30, -0.08]</w:t>
-            </w:r>
-          </w:p>
-        </w:tc>
-        <w:tc>
-          <w:p>
-            <w:pPr>
-              <w:pStyle w:stlname="Normal" w:val="Normal"/>
-            </w:pPr>
-            <w:r>
-              <w:t>-0.49 [-0.58, -0.24]</w:t>
-            </w:r>
-          </w:p>
-        </w:tc>
-        <w:tc>
-          <w:p>
-            <w:pPr>
-              <w:pStyle w:stlname="Normal" w:val="Normal"/>
-            </w:pPr>
-            <w:r>
-              <w:t> 0.41 [0.22, 0.57]</w:t>
-            </w:r>
-          </w:p>
-        </w:tc>
-        <w:tc>
-          <w:p>
-            <w:pPr>
-              <w:pStyle w:stlname="Normal" w:val="Normal"/>
-            </w:pPr>
-            <w:r>
-              <w:t> 0.32 [0.04, 0.51]</w:t>
-            </w:r>
-          </w:p>
-        </w:tc>
-        <w:tc>
-          <w:p>
-            <w:pPr>
-              <w:pStyle w:stlname="Normal" w:val="Normal"/>
-            </w:pPr>
-            <w:r>
-              <w:t>-0.60 [-0.60, -0.60]</w:t>
-            </w:r>
-          </w:p>
-        </w:tc>
-        <w:tc>
-          <w:p>
-            <w:pPr>
-              <w:pStyle w:stlname="Normal" w:val="Normal"/>
-            </w:pPr>
-            <w:r>
-              <w:t>-0.55 [-0.62, -0.44]</w:t>
+              <w:t>-0.55 [-0.67, -0.30]</w:t>
+            </w:r>
+          </w:p>
+        </w:tc>
+        <w:tc>
+          <w:p>
+            <w:pPr>
+              <w:pStyle w:stlname="Normal" w:val="Normal"/>
+            </w:pPr>
+            <w:r>
+              <w:t> 0.31 [0.04, 0.51]</w:t>
+            </w:r>
+          </w:p>
+        </w:tc>
+        <w:tc>
+          <w:p>
+            <w:pPr>
+              <w:pStyle w:stlname="Normal" w:val="Normal"/>
+            </w:pPr>
+            <w:r>
+              <w:t> 0.41 [0.30, 0.57]</w:t>
+            </w:r>
+          </w:p>
+        </w:tc>
+        <w:tc>
+          <w:p>
+            <w:pPr>
+              <w:pStyle w:stlname="Normal" w:val="Normal"/>
+            </w:pPr>
+            <w:r>
+              <w:t>-0.15 [-0.33, 0.10]</w:t>
+            </w:r>
+          </w:p>
+        </w:tc>
+        <w:tc>
+          <w:p>
+            <w:pPr>
+              <w:pStyle w:stlname="Normal" w:val="Normal"/>
+            </w:pPr>
+            <w:r>
+              <w:t>-0.56 [-0.68, -0.23]</w:t>
+            </w:r>
+          </w:p>
+        </w:tc>
+        <w:tc>
+          <w:p>
+            <w:pPr>
+              <w:pStyle w:stlname="Normal" w:val="Normal"/>
+            </w:pPr>
+            <w:r>
+              <w:t> 0.04 [-0.31, 0.24]</w:t>
+            </w:r>
+          </w:p>
+        </w:tc>
+        <w:tc>
+          <w:p>
+            <w:pPr>
+              <w:pStyle w:stlname="Normal" w:val="Normal"/>
+            </w:pPr>
+            <w:r>
+              <w:t> 0.04 [0.04, 0.04]</w:t>
             </w:r>
           </w:p>
         </w:tc>
@@ -7440,67 +7440,67 @@
               <w:pStyle w:stlname="Normal" w:val="Normal"/>
             </w:pPr>
             <w:r>
-              <w:t>-0.43 [-0.49, -0.20]</w:t>
-            </w:r>
-          </w:p>
-        </w:tc>
-        <w:tc>
-          <w:p>
-            <w:pPr>
-              <w:pStyle w:stlname="Normal" w:val="Normal"/>
-            </w:pPr>
-            <w:r>
-              <w:t>-0.23 [-0.37, -0.09]</w:t>
-            </w:r>
-          </w:p>
-        </w:tc>
-        <w:tc>
-          <w:p>
-            <w:pPr>
-              <w:pStyle w:stlname="Normal" w:val="Normal"/>
-            </w:pPr>
-            <w:r>
-              <w:t>-0.32 [-0.52, -0.09]</w:t>
-            </w:r>
-          </w:p>
-        </w:tc>
-        <w:tc>
-          <w:p>
-            <w:pPr>
-              <w:pStyle w:stlname="Normal" w:val="Normal"/>
-            </w:pPr>
-            <w:r>
-              <w:t> 0.19 [0.01, 0.43]</w:t>
-            </w:r>
-          </w:p>
-        </w:tc>
-        <w:tc>
-          <w:p>
-            <w:pPr>
-              <w:pStyle w:stlname="Normal" w:val="Normal"/>
-            </w:pPr>
-            <w:r>
-              <w:t> 0.15 [-0.05, 0.36]</w:t>
-            </w:r>
-          </w:p>
-        </w:tc>
-        <w:tc>
-          <w:p>
-            <w:pPr>
-              <w:pStyle w:stlname="Normal" w:val="Normal"/>
-            </w:pPr>
-            <w:r>
-              <w:t>-0.32 [-0.32, -0.32]</w:t>
-            </w:r>
-          </w:p>
-        </w:tc>
-        <w:tc>
-          <w:p>
-            <w:pPr>
-              <w:pStyle w:stlname="Normal" w:val="Normal"/>
-            </w:pPr>
-            <w:r>
-              <w:t>-0.30 [-0.40, -0.13]</w:t>
+              <w:t>-0.44 [-0.50, -0.22]</w:t>
+            </w:r>
+          </w:p>
+        </w:tc>
+        <w:tc>
+          <w:p>
+            <w:pPr>
+              <w:pStyle w:stlname="Normal" w:val="Normal"/>
+            </w:pPr>
+            <w:r>
+              <w:t> 0.08 [-0.05, 0.36]</w:t>
+            </w:r>
+          </w:p>
+        </w:tc>
+        <w:tc>
+          <w:p>
+            <w:pPr>
+              <w:pStyle w:stlname="Normal" w:val="Normal"/>
+            </w:pPr>
+            <w:r>
+              <w:t> 0.25 [0.06, 0.43]</w:t>
+            </w:r>
+          </w:p>
+        </w:tc>
+        <w:tc>
+          <w:p>
+            <w:pPr>
+              <w:pStyle w:stlname="Normal" w:val="Normal"/>
+            </w:pPr>
+            <w:r>
+              <w:t>-0.17 [-0.29, 0.03]</w:t>
+            </w:r>
+          </w:p>
+        </w:tc>
+        <w:tc>
+          <w:p>
+            <w:pPr>
+              <w:pStyle w:stlname="Normal" w:val="Normal"/>
+            </w:pPr>
+            <w:r>
+              <w:t>-0.21 [-0.36, -0.01]</w:t>
+            </w:r>
+          </w:p>
+        </w:tc>
+        <w:tc>
+          <w:p>
+            <w:pPr>
+              <w:pStyle w:stlname="Normal" w:val="Normal"/>
+            </w:pPr>
+            <w:r>
+              <w:t>-0.19 [-0.44, 0.19]</w:t>
+            </w:r>
+          </w:p>
+        </w:tc>
+        <w:tc>
+          <w:p>
+            <w:pPr>
+              <w:pStyle w:stlname="Normal" w:val="Normal"/>
+            </w:pPr>
+            <w:r>
+              <w:t> 0.05 [0.05, 0.05]</w:t>
             </w:r>
           </w:p>
         </w:tc>
@@ -7552,67 +7552,67 @@
               <w:pStyle w:stlname="Normal" w:val="Normal"/>
             </w:pPr>
             <w:r>
-              <w:t> 1.10 [0.74, 1.73]</w:t>
-            </w:r>
-          </w:p>
-        </w:tc>
-        <w:tc>
-          <w:p>
-            <w:pPr>
-              <w:pStyle w:stlname="Normal" w:val="Normal"/>
-            </w:pPr>
-            <w:r>
-              <w:t> 0.56 [0.54, 0.58]</w:t>
-            </w:r>
-          </w:p>
-        </w:tc>
-        <w:tc>
-          <w:p>
-            <w:pPr>
-              <w:pStyle w:stlname="Normal" w:val="Normal"/>
-            </w:pPr>
-            <w:r>
-              <w:t> 0.86 [0.75, 1.50]</w:t>
-            </w:r>
-          </w:p>
-        </w:tc>
-        <w:tc>
-          <w:p>
-            <w:pPr>
-              <w:pStyle w:stlname="Normal" w:val="Normal"/>
-            </w:pPr>
-            <w:r>
-              <w:t> 2.66 [1.85, 3.52]</w:t>
-            </w:r>
-          </w:p>
-        </w:tc>
-        <w:tc>
-          <w:p>
-            <w:pPr>
-              <w:pStyle w:stlname="Normal" w:val="Normal"/>
-            </w:pPr>
-            <w:r>
-              <w:t> 1.77 [1.09, 2.95]</w:t>
-            </w:r>
-          </w:p>
-        </w:tc>
-        <w:tc>
-          <w:p>
-            <w:pPr>
-              <w:pStyle w:stlname="Normal" w:val="Normal"/>
-            </w:pPr>
-            <w:r>
-              <w:t> 3.51 [3.51, 3.51]</w:t>
-            </w:r>
-          </w:p>
-        </w:tc>
-        <w:tc>
-          <w:p>
-            <w:pPr>
-              <w:pStyle w:stlname="Normal" w:val="Normal"/>
-            </w:pPr>
-            <w:r>
-              <w:t> 1.16 [0.86, 1.60]</w:t>
+              <w:t> 1.24 [0.75, 1.88]</w:t>
+            </w:r>
+          </w:p>
+        </w:tc>
+        <w:tc>
+          <w:p>
+            <w:pPr>
+              <w:pStyle w:stlname="Normal" w:val="Normal"/>
+            </w:pPr>
+            <w:r>
+              <w:t> 1.78 [1.10, 2.81]</w:t>
+            </w:r>
+          </w:p>
+        </w:tc>
+        <w:tc>
+          <w:p>
+            <w:pPr>
+              <w:pStyle w:stlname="Normal" w:val="Normal"/>
+            </w:pPr>
+            <w:r>
+              <w:t> 2.66 [1.86, 3.52]</w:t>
+            </w:r>
+          </w:p>
+        </w:tc>
+        <w:tc>
+          <w:p>
+            <w:pPr>
+              <w:pStyle w:stlname="Normal" w:val="Normal"/>
+            </w:pPr>
+            <w:r>
+              <w:t> 1.31 [0.77, 1.91]</w:t>
+            </w:r>
+          </w:p>
+        </w:tc>
+        <w:tc>
+          <w:p>
+            <w:pPr>
+              <w:pStyle w:stlname="Normal" w:val="Normal"/>
+            </w:pPr>
+            <w:r>
+              <w:t> 1.09 [0.84, 1.60]</w:t>
+            </w:r>
+          </w:p>
+        </w:tc>
+        <w:tc>
+          <w:p>
+            <w:pPr>
+              <w:pStyle w:stlname="Normal" w:val="Normal"/>
+            </w:pPr>
+            <w:r>
+              <w:t> 1.05 [0.83, 1.32]</w:t>
+            </w:r>
+          </w:p>
+        </w:tc>
+        <w:tc>
+          <w:p>
+            <w:pPr>
+              <w:pStyle w:stlname="Normal" w:val="Normal"/>
+            </w:pPr>
+            <w:r>
+              <w:t> 0.59 [0.59, 0.59]</w:t>
             </w:r>
           </w:p>
         </w:tc>
@@ -7664,27 +7664,17 @@
               <w:pStyle w:stlname="Normal" w:val="Normal"/>
             </w:pPr>
             <w:r>
-              <w:t>19.00 [13.00, 24.50]</w:t>
-            </w:r>
-          </w:p>
-        </w:tc>
-        <w:tc>
-          <w:p>
-            <w:pPr>
-              <w:pStyle w:stlname="Normal" w:val="Normal"/>
-            </w:pPr>
-            <w:r>
-              <w:t> 8.00 [6.00, 10.00]</w:t>
-            </w:r>
-          </w:p>
-        </w:tc>
-        <w:tc>
-          <w:p>
-            <w:pPr>
-              <w:pStyle w:stlname="Normal" w:val="Normal"/>
-            </w:pPr>
-            <w:r>
-              <w:t>13.50 [10.50, 15.75]</w:t>
+              <w:t>18.50 [13.25, 24.75]</w:t>
+            </w:r>
+          </w:p>
+        </w:tc>
+        <w:tc>
+          <w:p>
+            <w:pPr>
+              <w:pStyle w:stlname="Normal" w:val="Normal"/>
+            </w:pPr>
+            <w:r>
+              <w:t>24.00 [20.00, 33.00]</w:t>
             </w:r>
           </w:p>
         </w:tc>
@@ -7704,27 +7694,37 @@
               <w:pStyle w:stlname="Normal" w:val="Normal"/>
             </w:pPr>
             <w:r>
-              <w:t>25.00 [20.00, 34.00]</w:t>
-            </w:r>
-          </w:p>
-        </w:tc>
-        <w:tc>
-          <w:p>
-            <w:pPr>
-              <w:pStyle w:stlname="Normal" w:val="Normal"/>
-            </w:pPr>
-            <w:r>
-              <w:t>17.00 [17.00, 17.00]</w:t>
-            </w:r>
-          </w:p>
-        </w:tc>
-        <w:tc>
-          <w:p>
-            <w:pPr>
-              <w:pStyle w:stlname="Normal" w:val="Normal"/>
-            </w:pPr>
-            <w:r>
-              <w:t> 9.00 [6.00, 16.00]</w:t>
+              <w:t>17.00 [13.75, 27.00]</w:t>
+            </w:r>
+          </w:p>
+        </w:tc>
+        <w:tc>
+          <w:p>
+            <w:pPr>
+              <w:pStyle w:stlname="Normal" w:val="Normal"/>
+            </w:pPr>
+            <w:r>
+              <w:t>12.00 [5.75, 21.25]</w:t>
+            </w:r>
+          </w:p>
+        </w:tc>
+        <w:tc>
+          <w:p>
+            <w:pPr>
+              <w:pStyle w:stlname="Normal" w:val="Normal"/>
+            </w:pPr>
+            <w:r>
+              <w:t>14.00 [13.00, 15.00]</w:t>
+            </w:r>
+          </w:p>
+        </w:tc>
+        <w:tc>
+          <w:p>
+            <w:pPr>
+              <w:pStyle w:stlname="Normal" w:val="Normal"/>
+            </w:pPr>
+            <w:r>
+              <w:t>12.00 [12.00, 12.00]</w:t>
             </w:r>
           </w:p>
         </w:tc>
